--- a/Metodichka_lectures_1-5.docx
+++ b/Metodichka_lectures_1-5.docx
@@ -998,7 +998,7 @@
           <w:i w:val="0"/>
           <w:sz w:val="24"/>
         </w:rPr>
-        <w:t>Глава 5. Геометрическая оптика: как линзы собирают луч в пятно</w:t>
+        <w:t>Глава 5. Формирование лазерного пятна: геометрическая и физическая оптика</w:t>
       </w:r>
     </w:p>
     <w:p>
@@ -1013,7 +1013,7 @@
           <w:i/>
           <w:sz w:val="22"/>
         </w:rPr>
-        <w:t>Плотность мощности I = P/S, числовая апертура, DOF и параметр M²</w:t>
+        <w:t>I = P/S, дифракция, NA, DOF, оптический тракт СЛП и параметр M²</w:t>
       </w:r>
     </w:p>
     <w:p>
@@ -1073,7 +1073,7 @@
           <w:i w:val="0"/>
           <w:sz w:val="22"/>
         </w:rPr>
-        <w:t xml:space="preserve">    4. ЗАКОН СНЕЛЛИУСА — КАК РАБОТАЕТ ЛИНЗА</w:t>
+        <w:t xml:space="preserve">    4. ДВА ЯЗЫКА ОПТИКИ: ЛУЧИ И ВОЛНЫ</w:t>
       </w:r>
     </w:p>
     <w:p>
@@ -1103,7 +1103,7 @@
           <w:i w:val="0"/>
           <w:sz w:val="22"/>
         </w:rPr>
-        <w:t xml:space="preserve">    6. ГЛУБИНА РЕЗКОСТИ (ФОРМУЛА №2) И ТРИ СЛУЧАЯ</w:t>
+        <w:t xml:space="preserve">    6. ОПТИЧЕСКИЙ ТРАКТ СЛП-СТАНКА</w:t>
       </w:r>
     </w:p>
     <w:p>
@@ -1118,7 +1118,37 @@
           <w:i w:val="0"/>
           <w:sz w:val="22"/>
         </w:rPr>
-        <w:t xml:space="preserve">    7. ПОДВЕДЕНИЕ ИТОГОВ</w:t>
+        <w:t xml:space="preserve">    7. ГЛУБИНА РЕЗКОСТИ (ФОРМУЛА №2) И ТРИ СЛУЧАЯ</w:t>
+      </w:r>
+    </w:p>
+    <w:p>
+      <w:pPr>
+        <w:spacing w:after="20" w:before="0" w:lineRule="auto" w:line="276"/>
+        <w:jc w:val="left"/>
+      </w:pPr>
+      <w:r>
+        <w:rPr>
+          <w:rFonts w:ascii="Times New Roman" w:hAnsi="Times New Roman" w:eastAsia="Times New Roman"/>
+          <w:b w:val="0"/>
+          <w:i w:val="0"/>
+          <w:sz w:val="22"/>
+        </w:rPr>
+        <w:t xml:space="preserve">    8. ФОКУС НА ПРАКТИКЕ: СМЕЩЕНИЕ И ЧИСТОТА ОПТИКИ</w:t>
+      </w:r>
+    </w:p>
+    <w:p>
+      <w:pPr>
+        <w:spacing w:after="20" w:before="0" w:lineRule="auto" w:line="276"/>
+        <w:jc w:val="left"/>
+      </w:pPr>
+      <w:r>
+        <w:rPr>
+          <w:rFonts w:ascii="Times New Roman" w:hAnsi="Times New Roman" w:eastAsia="Times New Roman"/>
+          <w:b w:val="0"/>
+          <w:i w:val="0"/>
+          <w:sz w:val="22"/>
+        </w:rPr>
+        <w:t xml:space="preserve">    9. ПОДВЕДЕНИЕ ИТОГОВ</w:t>
       </w:r>
     </w:p>
     <w:p>
@@ -8913,7 +8943,7 @@
           <w:i w:val="0"/>
           <w:sz w:val="36"/>
         </w:rPr>
-        <w:t>Глава 5. Геометрическая оптика: как линзы собирают луч в пятно</w:t>
+        <w:t>Глава 5. Формирование лазерного пятна: геометрическая и физическая оптика</w:t>
       </w:r>
     </w:p>
     <w:p>
@@ -8928,7 +8958,7 @@
           <w:i/>
           <w:sz w:val="24"/>
         </w:rPr>
-        <w:t>Плотность мощности I = P/S, числовая апертура, DOF и параметр M²</w:t>
+        <w:t>I = P/S, дифракция, NA, DOF, оптический тракт СЛП и параметр M²</w:t>
       </w:r>
     </w:p>
     <w:p>
@@ -8959,39 +8989,55 @@
           <w:i w:val="0"/>
           <w:sz w:val="24"/>
         </w:rPr>
-        <w:t>Мы продолжаем курс. В Главе 2 мы выяснили главное: сталь плавится не от мощности как таковой, а от плотности мощности — сколько ватт пришлось на каждый квадратный сантиметр пятна.</w:t>
-      </w:r>
-    </w:p>
-    <w:p>
-      <w:pPr>
-        <w:spacing w:after="160" w:before="0" w:lineRule="auto" w:line="276"/>
-        <w:ind w:firstLine="709"/>
-        <w:jc w:val="both"/>
-      </w:pPr>
-      <w:r>
-        <w:rPr>
-          <w:rFonts w:ascii="Times New Roman" w:hAnsi="Times New Roman" w:eastAsia="Times New Roman"/>
-          <w:b w:val="0"/>
-          <w:i w:val="0"/>
-          <w:sz w:val="24"/>
-        </w:rPr>
-        <w:t>В этой главе разбирается инструмент, которым управляют этой плотностью: оптическую систему.</w:t>
-      </w:r>
-    </w:p>
-    <w:p>
-      <w:pPr>
-        <w:spacing w:after="160" w:before="0" w:lineRule="auto" w:line="276"/>
-        <w:ind w:firstLine="709"/>
-        <w:jc w:val="both"/>
-      </w:pPr>
-      <w:r>
-        <w:rPr>
-          <w:rFonts w:ascii="Times New Roman" w:hAnsi="Times New Roman" w:eastAsia="Times New Roman"/>
-          <w:b w:val="0"/>
-          <w:i w:val="0"/>
-          <w:sz w:val="24"/>
-        </w:rPr>
-        <w:t>Рассматриваются три вопроса: как линза собирает свет в пятно; почему пятно не может быть бесконечно малым; что такое глубина резкости (DOF) и почему она критична для 3D-печати.</w:t>
+        <w:t>Курс «Физика лазеров для аддитивных технологий» — лекция 5.</w:t>
+      </w:r>
+    </w:p>
+    <w:p>
+      <w:pPr>
+        <w:spacing w:after="160" w:before="0" w:lineRule="auto" w:line="276"/>
+        <w:ind w:firstLine="709"/>
+        <w:jc w:val="both"/>
+      </w:pPr>
+      <w:r>
+        <w:rPr>
+          <w:rFonts w:ascii="Times New Roman" w:hAnsi="Times New Roman" w:eastAsia="Times New Roman"/>
+          <w:b w:val="0"/>
+          <w:i w:val="0"/>
+          <w:sz w:val="24"/>
+        </w:rPr>
+        <w:t>Цепочка предыдущих глав: уровни и переходы; свет как энергия и плотность мощности I = P / S; устройство лазера и роль волоконного источника; длина волны и выбор лазера под материал.</w:t>
+      </w:r>
+    </w:p>
+    <w:p>
+      <w:pPr>
+        <w:spacing w:after="160" w:before="0" w:lineRule="auto" w:line="276"/>
+        <w:ind w:firstLine="709"/>
+        <w:jc w:val="both"/>
+      </w:pPr>
+      <w:r>
+        <w:rPr>
+          <w:rFonts w:ascii="Times New Roman" w:hAnsi="Times New Roman" w:eastAsia="Times New Roman"/>
+          <w:b w:val="0"/>
+          <w:i w:val="0"/>
+          <w:sz w:val="24"/>
+        </w:rPr>
+        <w:t>Тема главы — формирование лазерного пятна — геометрическая и физическая оптика. Базу геометрической оптики — отражение, преломление, построение в зеркале, тонкую линзу — разобраны в предварительных семинарах.</w:t>
+      </w:r>
+    </w:p>
+    <w:p>
+      <w:pPr>
+        <w:spacing w:after="160" w:before="0" w:lineRule="auto" w:line="276"/>
+        <w:ind w:firstLine="709"/>
+        <w:jc w:val="both"/>
+      </w:pPr>
+      <w:r>
+        <w:rPr>
+          <w:rFonts w:ascii="Times New Roman" w:hAnsi="Times New Roman" w:eastAsia="Times New Roman"/>
+          <w:b w:val="0"/>
+          <w:i w:val="0"/>
+          <w:sz w:val="24"/>
+        </w:rPr>
+        <w:t>Одной геометрии недостаточно: размер пятна и глубина резкости относятся уже к физической (волновой) оптике — к дифракции. Именно она объясняет, почему нельзя получить бесконечно малое пятно на практике.</w:t>
       </w:r>
     </w:p>
     <w:p>
@@ -9038,71 +9084,103 @@
           <w:i w:val="0"/>
           <w:sz w:val="24"/>
         </w:rPr>
-        <w:t>Первое. Связь с Главой 2: ещё раз про плотность мощности I — на примерах с расчётами.</w:t>
-      </w:r>
-    </w:p>
-    <w:p>
-      <w:pPr>
-        <w:spacing w:after="160" w:before="0" w:lineRule="auto" w:line="276"/>
-        <w:ind w:firstLine="709"/>
-        <w:jc w:val="both"/>
-      </w:pPr>
-      <w:r>
-        <w:rPr>
-          <w:rFonts w:ascii="Times New Roman" w:hAnsi="Times New Roman" w:eastAsia="Times New Roman"/>
-          <w:b w:val="0"/>
-          <w:i w:val="0"/>
-          <w:sz w:val="24"/>
-        </w:rPr>
-        <w:t>Второе. Как работает линза: закон преломления Снеллиуса — базовая формула с расшифровкой.</w:t>
-      </w:r>
-    </w:p>
-    <w:p>
-      <w:pPr>
-        <w:spacing w:after="160" w:before="0" w:lineRule="auto" w:line="276"/>
-        <w:ind w:firstLine="709"/>
-        <w:jc w:val="both"/>
-      </w:pPr>
-      <w:r>
-        <w:rPr>
-          <w:rFonts w:ascii="Times New Roman" w:hAnsi="Times New Roman" w:eastAsia="Times New Roman"/>
-          <w:b w:val="0"/>
-          <w:i w:val="0"/>
-          <w:sz w:val="24"/>
-        </w:rPr>
-        <w:t>Третье. Формула №1: размер пятна d. От чего он зависит и почему нельзя получить пятно 1 мкм на типичном СЛП-станке. Введём понятие числовой апертуры (NA).</w:t>
-      </w:r>
-    </w:p>
-    <w:p>
-      <w:pPr>
-        <w:spacing w:after="160" w:before="0" w:lineRule="auto" w:line="276"/>
-        <w:ind w:firstLine="709"/>
-        <w:jc w:val="both"/>
-      </w:pPr>
-      <w:r>
-        <w:rPr>
-          <w:rFonts w:ascii="Times New Roman" w:hAnsi="Times New Roman" w:eastAsia="Times New Roman"/>
-          <w:b w:val="0"/>
-          <w:i w:val="0"/>
-          <w:sz w:val="24"/>
-        </w:rPr>
-        <w:t>Четвёртое. Формула №2: глубина резкости (DOF). Почему уменьшение пятна требует идеально ровного слоя порошка. Разберём три случая — NA = 0,1, 0,4 и 0,5.</w:t>
-      </w:r>
-    </w:p>
-    <w:p>
-      <w:pPr>
-        <w:spacing w:after="160" w:before="0" w:lineRule="auto" w:line="276"/>
-        <w:ind w:firstLine="709"/>
-        <w:jc w:val="both"/>
-      </w:pPr>
-      <w:r>
-        <w:rPr>
-          <w:rFonts w:ascii="Times New Roman" w:hAnsi="Times New Roman" w:eastAsia="Times New Roman"/>
-          <w:b w:val="0"/>
-          <w:i w:val="0"/>
-          <w:sz w:val="24"/>
-        </w:rPr>
-        <w:t>Пятое. Формула №3: качество пучка M². Почему плохой пучок сводит на нет все преимущества хорошей оптики.</w:t>
+        <w:t>Первое. Кратко вернёмся к I (интенсивности, плотности мощности) = P / S из главы 2 — два численных сценария для масштаба величин.</w:t>
+      </w:r>
+    </w:p>
+    <w:p>
+      <w:pPr>
+        <w:spacing w:after="160" w:before="0" w:lineRule="auto" w:line="276"/>
+        <w:ind w:firstLine="709"/>
+        <w:jc w:val="both"/>
+      </w:pPr>
+      <w:r>
+        <w:rPr>
+          <w:rFonts w:ascii="Times New Roman" w:hAnsi="Times New Roman" w:eastAsia="Times New Roman"/>
+          <w:b w:val="0"/>
+          <w:i w:val="0"/>
+          <w:sz w:val="24"/>
+        </w:rPr>
+        <w:t>Второе. Два языка описания: лучи и волны. Где работает геометрическая оптика и где проявляется дифракция.</w:t>
+      </w:r>
+    </w:p>
+    <w:p>
+      <w:pPr>
+        <w:spacing w:after="160" w:before="0" w:lineRule="auto" w:line="276"/>
+        <w:ind w:firstLine="709"/>
+        <w:jc w:val="both"/>
+      </w:pPr>
+      <w:r>
+        <w:rPr>
+          <w:rFonts w:ascii="Times New Roman" w:hAnsi="Times New Roman" w:eastAsia="Times New Roman"/>
+          <w:b w:val="0"/>
+          <w:i w:val="0"/>
+          <w:sz w:val="24"/>
+        </w:rPr>
+        <w:t>Третье. Формула №1: размер пятна d ≈ λ / NA.</w:t>
+      </w:r>
+    </w:p>
+    <w:p>
+      <w:pPr>
+        <w:spacing w:after="160" w:before="0" w:lineRule="auto" w:line="276"/>
+        <w:ind w:firstLine="709"/>
+        <w:jc w:val="both"/>
+      </w:pPr>
+      <w:r>
+        <w:rPr>
+          <w:rFonts w:ascii="Times New Roman" w:hAnsi="Times New Roman" w:eastAsia="Times New Roman"/>
+          <w:b w:val="0"/>
+          <w:i w:val="0"/>
+          <w:sz w:val="24"/>
+        </w:rPr>
+        <w:t>Четвёртое. Оптический тракт СЛП: от волокна до порошка — F-θ, гальво-зеркала, защитное стекло.</w:t>
+      </w:r>
+    </w:p>
+    <w:p>
+      <w:pPr>
+        <w:spacing w:after="160" w:before="0" w:lineRule="auto" w:line="276"/>
+        <w:ind w:firstLine="709"/>
+        <w:jc w:val="both"/>
+      </w:pPr>
+      <w:r>
+        <w:rPr>
+          <w:rFonts w:ascii="Times New Roman" w:hAnsi="Times New Roman" w:eastAsia="Times New Roman"/>
+          <w:b w:val="0"/>
+          <w:i w:val="0"/>
+          <w:sz w:val="24"/>
+        </w:rPr>
+        <w:t>Пятое. Формула №2: глубина резкости DOF ≈ λ / NA² и три практических случая.</w:t>
+      </w:r>
+    </w:p>
+    <w:p>
+      <w:pPr>
+        <w:spacing w:after="160" w:before="0" w:lineRule="auto" w:line="276"/>
+        <w:ind w:firstLine="709"/>
+        <w:jc w:val="both"/>
+      </w:pPr>
+      <w:r>
+        <w:rPr>
+          <w:rFonts w:ascii="Times New Roman" w:hAnsi="Times New Roman" w:eastAsia="Times New Roman"/>
+          <w:b w:val="0"/>
+          <w:i w:val="0"/>
+          <w:sz w:val="24"/>
+        </w:rPr>
+        <w:t>Шестое. Практика: положение фокуса, смещение по оси z (z-offset — «зет-офсет», сдвиг фокуса по высоте), загрязнение оптики.</w:t>
+      </w:r>
+    </w:p>
+    <w:p>
+      <w:pPr>
+        <w:spacing w:after="160" w:before="0" w:lineRule="auto" w:line="276"/>
+        <w:ind w:firstLine="709"/>
+        <w:jc w:val="both"/>
+      </w:pPr>
+      <w:r>
+        <w:rPr>
+          <w:rFonts w:ascii="Times New Roman" w:hAnsi="Times New Roman" w:eastAsia="Times New Roman"/>
+          <w:b w:val="0"/>
+          <w:i w:val="0"/>
+          <w:sz w:val="24"/>
+        </w:rPr>
+        <w:t>Седьмое. Формула №3: качество пучка M² и итоги — связь с выбором волоконного лазера из главы 3.</w:t>
       </w:r>
     </w:p>
     <w:p>
@@ -9133,23 +9211,23 @@
           <w:i w:val="0"/>
           <w:sz w:val="24"/>
         </w:rPr>
-        <w:t>Напомним ключевое понятие из Главы 2 — плотность мощности, или интенсивность I. Это отношение мощности лазера P к площади пятна S: I = P / S.</w:t>
-      </w:r>
-    </w:p>
-    <w:p>
-      <w:pPr>
-        <w:spacing w:after="160" w:before="0" w:lineRule="auto" w:line="276"/>
-        <w:ind w:firstLine="709"/>
-        <w:jc w:val="both"/>
-      </w:pPr>
-      <w:r>
-        <w:rPr>
-          <w:rFonts w:ascii="Times New Roman" w:hAnsi="Times New Roman" w:eastAsia="Times New Roman"/>
-          <w:b w:val="0"/>
-          <w:i w:val="0"/>
-          <w:sz w:val="24"/>
-        </w:rPr>
-        <w:t>Размерность I: ватт на квадратный сантиметр (Вт/см²) или ватт на квадратный миллиметр (Вт/мм²).</w:t>
+        <w:t>В СЛП (селективном лазерном плавлении) металл плавится не от мощности «вообще», а от плотности мощности — сколько ватт приходится на каждый квадратный сантиметр пятна. Это мы уже фиксировали в Лекции 2. Формула: I = P / S.</w:t>
+      </w:r>
+    </w:p>
+    <w:p>
+      <w:pPr>
+        <w:spacing w:after="160" w:before="0" w:lineRule="auto" w:line="276"/>
+        <w:ind w:firstLine="709"/>
+        <w:jc w:val="both"/>
+      </w:pPr>
+      <w:r>
+        <w:rPr>
+          <w:rFonts w:ascii="Times New Roman" w:hAnsi="Times New Roman" w:eastAsia="Times New Roman"/>
+          <w:b w:val="0"/>
+          <w:i w:val="0"/>
+          <w:sz w:val="24"/>
+        </w:rPr>
+        <w:t>Размерность I: Вт/см² или Вт/мм². Оптика не создаёт энергию — она меняет S.</w:t>
       </w:r>
     </w:p>
     <w:p>
@@ -9161,7 +9239,7 @@
         <w:drawing>
           <wp:inline xmlns:a="http://schemas.openxmlformats.org/drawingml/2006/main" xmlns:pic="http://schemas.openxmlformats.org/drawingml/2006/picture">
             <wp:extent cx="5040000" cy="3251613"/>
-            <wp:docPr id="29" name="Picture 29"/>
+            <wp:docPr id="19" name="Picture 19"/>
             <wp:cNvGraphicFramePr>
               <a:graphicFrameLocks noChangeAspect="1"/>
             </wp:cNvGraphicFramePr>
@@ -9173,7 +9251,7 @@
                     <pic:cNvPicPr/>
                   </pic:nvPicPr>
                   <pic:blipFill>
-                    <a:blip r:embed="rId37"/>
+                    <a:blip r:embed="rId27"/>
                     <a:stretch>
                       <a:fillRect/>
                     </a:stretch>
@@ -9220,135 +9298,71 @@
           <w:i w:val="0"/>
           <w:sz w:val="24"/>
         </w:rPr>
-        <w:t>Рассмотрим два сценария. Ниже — расчёты двух сценариев.</w:t>
-      </w:r>
-    </w:p>
-    <w:p>
-      <w:pPr>
-        <w:spacing w:after="160" w:before="0" w:lineRule="auto" w:line="276"/>
-        <w:ind w:firstLine="709"/>
-        <w:jc w:val="both"/>
-      </w:pPr>
-      <w:r>
-        <w:rPr>
-          <w:rFonts w:ascii="Times New Roman" w:hAnsi="Times New Roman" w:eastAsia="Times New Roman"/>
-          <w:b w:val="0"/>
-          <w:i w:val="0"/>
-          <w:sz w:val="24"/>
-        </w:rPr>
-        <w:t>Сценарий 1. Без фокусировки. Пусть диаметр пятна d = 1 мм. Переводим в сантиметры: 1 мм = 0,1 см. Площадь круга: S = π (d/2)² = π (0,05)² ≈ 3,14 · 0,0025 = 0,00785 см². Округлим до 0,008 см².</w:t>
-      </w:r>
-    </w:p>
-    <w:p>
-      <w:pPr>
-        <w:spacing w:after="160" w:before="0" w:lineRule="auto" w:line="276"/>
-        <w:ind w:firstLine="709"/>
-        <w:jc w:val="both"/>
-      </w:pPr>
-      <w:r>
-        <w:rPr>
-          <w:rFonts w:ascii="Times New Roman" w:hAnsi="Times New Roman" w:eastAsia="Times New Roman"/>
-          <w:b w:val="0"/>
-          <w:i w:val="0"/>
-          <w:sz w:val="24"/>
-        </w:rPr>
-        <w:t>Мощность лазера P = 200 Вт. Плотность мощности: I = 200 / 0,008 = 25 000 Вт/см² = 25 кВт/см².</w:t>
-      </w:r>
-    </w:p>
-    <w:p>
-      <w:pPr>
-        <w:spacing w:after="160" w:before="0" w:lineRule="auto" w:line="276"/>
-        <w:ind w:firstLine="709"/>
-        <w:jc w:val="both"/>
-      </w:pPr>
-      <w:r>
-        <w:rPr>
-          <w:rFonts w:ascii="Times New Roman" w:hAnsi="Times New Roman" w:eastAsia="Times New Roman"/>
-          <w:b w:val="0"/>
-          <w:i w:val="0"/>
-          <w:sz w:val="24"/>
-        </w:rPr>
-        <w:t>Что произойдёт с металлом при I = 25 кВт/см²? Он нагреется, может даже покраснеть. Но стабильного расплава не будет — слишком мало энергии на единицу площади.</w:t>
-      </w:r>
-    </w:p>
-    <w:p>
-      <w:pPr>
-        <w:spacing w:after="160" w:before="0" w:lineRule="auto" w:line="276"/>
-        <w:ind w:firstLine="709"/>
-        <w:jc w:val="both"/>
-      </w:pPr>
-      <w:r>
-        <w:rPr>
-          <w:rFonts w:ascii="Times New Roman" w:hAnsi="Times New Roman" w:eastAsia="Times New Roman"/>
-          <w:b w:val="0"/>
-          <w:i w:val="0"/>
-          <w:sz w:val="24"/>
-        </w:rPr>
-        <w:t>Сценарий 2. С фокусировкой. Ставим линзу и сжимаем луч в пятно d = 50 мкм. Переводим: 50 мкм = 0,005 см. Радиус r = 0,0025 см.</w:t>
-      </w:r>
-    </w:p>
-    <w:p>
-      <w:pPr>
-        <w:spacing w:after="160" w:before="0" w:lineRule="auto" w:line="276"/>
-        <w:ind w:firstLine="709"/>
-        <w:jc w:val="both"/>
-      </w:pPr>
-      <w:r>
-        <w:rPr>
-          <w:rFonts w:ascii="Times New Roman" w:hAnsi="Times New Roman" w:eastAsia="Times New Roman"/>
-          <w:b w:val="0"/>
-          <w:i w:val="0"/>
-          <w:sz w:val="24"/>
-        </w:rPr>
-        <w:t>Площадь: S = π r² = 3,14 · (0,0025)² = 3,14 · 6,25·10⁻⁶ ≈ 1,96·10⁻⁵ см². Округлим до 2·10⁻⁵ см².</w:t>
-      </w:r>
-    </w:p>
-    <w:p>
-      <w:pPr>
-        <w:spacing w:after="160" w:before="0" w:lineRule="auto" w:line="276"/>
-        <w:ind w:firstLine="709"/>
-        <w:jc w:val="both"/>
-      </w:pPr>
-      <w:r>
-        <w:rPr>
-          <w:rFonts w:ascii="Times New Roman" w:hAnsi="Times New Roman" w:eastAsia="Times New Roman"/>
-          <w:b w:val="0"/>
-          <w:i w:val="0"/>
-          <w:sz w:val="24"/>
-        </w:rPr>
-        <w:t>I = 200 / (2·10⁻⁵) = 10 000 000 Вт/см² = 10 МВт/см². Это в 400 раз выше, чем в первом сценарии!</w:t>
-      </w:r>
-    </w:p>
-    <w:p>
-      <w:pPr>
-        <w:spacing w:after="160" w:before="0" w:lineRule="auto" w:line="276"/>
-        <w:ind w:firstLine="709"/>
-        <w:jc w:val="both"/>
-      </w:pPr>
-      <w:r>
-        <w:rPr>
-          <w:rFonts w:ascii="Times New Roman" w:hAnsi="Times New Roman" w:eastAsia="Times New Roman"/>
-          <w:b w:val="0"/>
-          <w:i w:val="0"/>
-          <w:sz w:val="24"/>
-        </w:rPr>
-        <w:t>Вывод: одна и та же мощность P, но результат кардинально разный. Вся магия — в линзе. Она не создаёт энергию, она её сжимает в пространстве. Поэтому оптика — главный усилитель лазерного станка.</w:t>
-      </w:r>
-    </w:p>
-    <w:p>
-      <w:pPr>
-        <w:spacing w:after="160" w:before="0" w:lineRule="auto" w:line="276"/>
-        <w:ind w:firstLine="709"/>
-        <w:jc w:val="both"/>
-      </w:pPr>
-      <w:r>
-        <w:rPr>
-          <w:rFonts w:ascii="Times New Roman" w:hAnsi="Times New Roman" w:eastAsia="Times New Roman"/>
-          <w:b w:val="0"/>
-          <w:i w:val="0"/>
-          <w:sz w:val="24"/>
-        </w:rPr>
-        <w:t>Вопрос: почему мы не можем сжать луч в бесконечно маленькое пятно d? Потому что есть физические ограничения — дифракция и глубина резкости (DOF). Об этом дальше.</w:t>
+        <w:t>Сценарий 1. Без фокусировки. d = 1 мм = 0,1 см. Площадь круга S = π (d/2)² = π (0,05)² ≈ 0,00785 см² ≈ 0,008 см².</w:t>
+      </w:r>
+    </w:p>
+    <w:p>
+      <w:pPr>
+        <w:spacing w:after="160" w:before="0" w:lineRule="auto" w:line="276"/>
+        <w:ind w:firstLine="709"/>
+        <w:jc w:val="both"/>
+      </w:pPr>
+      <w:r>
+        <w:rPr>
+          <w:rFonts w:ascii="Times New Roman" w:hAnsi="Times New Roman" w:eastAsia="Times New Roman"/>
+          <w:b w:val="0"/>
+          <w:i w:val="0"/>
+          <w:sz w:val="24"/>
+        </w:rPr>
+        <w:t>P = 200 Вт. Тогда I = 200 / 0,008 = 25 000 Вт/см² = 25 кВт/см². Металл нагреется, может покраснеть — стабильного расплава для печати обычно нет.</w:t>
+      </w:r>
+    </w:p>
+    <w:p>
+      <w:pPr>
+        <w:spacing w:after="160" w:before="0" w:lineRule="auto" w:line="276"/>
+        <w:ind w:firstLine="709"/>
+        <w:jc w:val="both"/>
+      </w:pPr>
+      <w:r>
+        <w:rPr>
+          <w:rFonts w:ascii="Times New Roman" w:hAnsi="Times New Roman" w:eastAsia="Times New Roman"/>
+          <w:b w:val="0"/>
+          <w:i w:val="0"/>
+          <w:sz w:val="24"/>
+        </w:rPr>
+        <w:t>Сценарий 2. Та же мощность P, но пятно d = 50 мкм = 0,005 см, радиус r = 0,0025 см. S = π r² ≈ 3,14 · 6,25·10⁻⁶ ≈ 2·10⁻⁵ см².</w:t>
+      </w:r>
+    </w:p>
+    <w:p>
+      <w:pPr>
+        <w:spacing w:after="160" w:before="0" w:lineRule="auto" w:line="276"/>
+        <w:ind w:firstLine="709"/>
+        <w:jc w:val="both"/>
+      </w:pPr>
+      <w:r>
+        <w:rPr>
+          <w:rFonts w:ascii="Times New Roman" w:hAnsi="Times New Roman" w:eastAsia="Times New Roman"/>
+          <w:b w:val="0"/>
+          <w:i w:val="0"/>
+          <w:sz w:val="24"/>
+        </w:rPr>
+        <w:t>I = 200 / (2·10⁻⁵) = 10⁷ Вт/см² = 10 МВт/см². Это примерно в 400 раз выше, чем в первом сценарии.</w:t>
+      </w:r>
+    </w:p>
+    <w:p>
+      <w:pPr>
+        <w:spacing w:after="160" w:before="0" w:lineRule="auto" w:line="276"/>
+        <w:ind w:firstLine="709"/>
+        <w:jc w:val="both"/>
+      </w:pPr>
+      <w:r>
+        <w:rPr>
+          <w:rFonts w:ascii="Times New Roman" w:hAnsi="Times New Roman" w:eastAsia="Times New Roman"/>
+          <w:b w:val="0"/>
+          <w:i w:val="0"/>
+          <w:sz w:val="24"/>
+        </w:rPr>
+        <w:t>Вывод: показание мощности на пульте — ещё не всё. Главный усилитель станка — оптика, которая сжимает энергию в пространстве, уменьшая S. Далее — вопрос физики: почему нельзя сжать пятно до нуля? Здесь геометрическая модель «лучи сходятся в точку» перестаёт быть достаточной.</w:t>
       </w:r>
     </w:p>
     <w:p>
@@ -9363,39 +9377,39 @@
           <w:i w:val="0"/>
           <w:sz w:val="26"/>
         </w:rPr>
-        <w:t>4. ЗАКОН СНЕЛЛИУСА — КАК РАБОТАЕТ ЛИНЗА</w:t>
-      </w:r>
-    </w:p>
-    <w:p>
-      <w:pPr>
-        <w:spacing w:after="160" w:before="0" w:lineRule="auto" w:line="276"/>
-        <w:ind w:firstLine="709"/>
-        <w:jc w:val="both"/>
-      </w:pPr>
-      <w:r>
-        <w:rPr>
-          <w:rFonts w:ascii="Times New Roman" w:hAnsi="Times New Roman" w:eastAsia="Times New Roman"/>
-          <w:b w:val="0"/>
-          <w:i w:val="0"/>
-          <w:sz w:val="24"/>
-        </w:rPr>
-        <w:t>Рассмотрим, как линза работает. В основе лежит закон преломления Снеллиуса. Это базовая формула геометрической оптики.</w:t>
-      </w:r>
-    </w:p>
-    <w:p>
-      <w:pPr>
-        <w:spacing w:after="160" w:before="0" w:lineRule="auto" w:line="276"/>
-        <w:ind w:firstLine="709"/>
-        <w:jc w:val="both"/>
-      </w:pPr>
-      <w:r>
-        <w:rPr>
-          <w:rFonts w:ascii="Times New Roman" w:hAnsi="Times New Roman" w:eastAsia="Times New Roman"/>
-          <w:b w:val="0"/>
-          <w:i w:val="0"/>
-          <w:sz w:val="24"/>
-        </w:rPr>
-        <w:t>n₁ · sin(θ₁) = n₂ · sin(θ₂).</w:t>
+        <w:t>4. ДВА ЯЗЫКА ОПТИКИ: ЛУЧИ И ВОЛНЫ</w:t>
+      </w:r>
+    </w:p>
+    <w:p>
+      <w:pPr>
+        <w:spacing w:after="160" w:before="0" w:lineRule="auto" w:line="276"/>
+        <w:ind w:firstLine="709"/>
+        <w:jc w:val="both"/>
+      </w:pPr>
+      <w:r>
+        <w:rPr>
+          <w:rFonts w:ascii="Times New Roman" w:hAnsi="Times New Roman" w:eastAsia="Times New Roman"/>
+          <w:b w:val="0"/>
+          <w:i w:val="0"/>
+          <w:sz w:val="24"/>
+        </w:rPr>
+        <w:t>В главе 2 мы говорили о корпускулярно-волновом дуализме: иногда удобнее думать о фотонах и энергии, иногда — о волне. В оптике лазерного станка нужна та же двойственность — в инженерной постановке.</w:t>
+      </w:r>
+    </w:p>
+    <w:p>
+      <w:pPr>
+        <w:spacing w:after="160" w:before="0" w:lineRule="auto" w:line="276"/>
+        <w:ind w:firstLine="709"/>
+        <w:jc w:val="both"/>
+      </w:pPr>
+      <w:r>
+        <w:rPr>
+          <w:rFonts w:ascii="Times New Roman" w:hAnsi="Times New Roman" w:eastAsia="Times New Roman"/>
+          <w:b w:val="0"/>
+          <w:i w:val="0"/>
+          <w:sz w:val="24"/>
+        </w:rPr>
+        <w:t>Геометрическая оптика описывает свет лучами. Луч распространяется прямолинейно, на границах сред отражается и преломляется. Этим описанием уже пользовались: зеркала, линза, фокус. Для коллиматора, гальво-зеркал и общей схемы оптического тракта этого достаточно.</w:t>
       </w:r>
     </w:p>
     <w:p>
@@ -9406,8 +9420,8 @@
       <w:r>
         <w:drawing>
           <wp:inline xmlns:a="http://schemas.openxmlformats.org/drawingml/2006/main" xmlns:pic="http://schemas.openxmlformats.org/drawingml/2006/picture">
-            <wp:extent cx="5040000" cy="3251613"/>
-            <wp:docPr id="30" name="Picture 30"/>
+            <wp:extent cx="5040000" cy="3150000"/>
+            <wp:docPr id="20" name="Picture 20"/>
             <wp:cNvGraphicFramePr>
               <a:graphicFrameLocks noChangeAspect="1"/>
             </wp:cNvGraphicFramePr>
@@ -9415,11 +9429,193 @@
               <a:graphicData uri="http://schemas.openxmlformats.org/drawingml/2006/picture">
                 <pic:pic>
                   <pic:nvPicPr>
-                    <pic:cNvPr id="0" name="ch5_snell.png"/>
+                    <pic:cNvPr id="0" name="ch5_rays_waves.png"/>
                     <pic:cNvPicPr/>
                   </pic:nvPicPr>
                   <pic:blipFill>
-                    <a:blip r:embed="rId38"/>
+                    <a:blip r:embed="rId28"/>
+                    <a:stretch>
+                      <a:fillRect/>
+                    </a:stretch>
+                  </pic:blipFill>
+                  <pic:spPr>
+                    <a:xfrm>
+                      <a:off x="0" y="0"/>
+                      <a:ext cx="5040000" cy="3150000"/>
+                    </a:xfrm>
+                    <a:prstGeom prst="rect"/>
+                  </pic:spPr>
+                </pic:pic>
+              </a:graphicData>
+            </a:graphic>
+          </wp:inline>
+        </w:drawing>
+      </w:r>
+    </w:p>
+    <w:p>
+      <w:pPr>
+        <w:spacing w:after="200"/>
+        <w:jc w:val="center"/>
+      </w:pPr>
+      <w:r>
+        <w:rPr>
+          <w:rFonts w:ascii="Times New Roman" w:hAnsi="Times New Roman" w:eastAsia="Times New Roman"/>
+          <w:b w:val="0"/>
+          <w:i/>
+          <w:sz w:val="20"/>
+        </w:rPr>
+        <w:t>Рис. 5.2. Два языка оптики: геометрические лучи и дифракционное пятно</w:t>
+      </w:r>
+    </w:p>
+    <w:p>
+      <w:pPr>
+        <w:spacing w:after="160" w:before="0" w:lineRule="auto" w:line="276"/>
+        <w:ind w:firstLine="709"/>
+        <w:jc w:val="both"/>
+      </w:pPr>
+      <w:r>
+        <w:rPr>
+          <w:rFonts w:ascii="Times New Roman" w:hAnsi="Times New Roman" w:eastAsia="Times New Roman"/>
+          <w:b w:val="0"/>
+          <w:i w:val="0"/>
+          <w:sz w:val="24"/>
+        </w:rPr>
+        <w:t>Вблизи фокуса геометрическая модель даёт неполный ответ. Она предсказывает математическую точку. Реальный свет — электромагнитная волна с длиной волны λ (лямбда, λ). Волна проходит через конечную апертуру линзы не как идеальный луч: у краёв апертуры возникает дифракция — перераспределение энергии, и в фокусе образуется пятно конечного размера d (диаметра).</w:t>
+      </w:r>
+    </w:p>
+    <w:p>
+      <w:pPr>
+        <w:spacing w:after="160" w:before="0" w:lineRule="auto" w:line="276"/>
+        <w:ind w:firstLine="709"/>
+        <w:jc w:val="both"/>
+      </w:pPr>
+      <w:r>
+        <w:rPr>
+          <w:rFonts w:ascii="Times New Roman" w:hAnsi="Times New Roman" w:eastAsia="Times New Roman"/>
+          <w:b w:val="0"/>
+          <w:i w:val="0"/>
+          <w:sz w:val="24"/>
+        </w:rPr>
+        <w:t>Дифракция — не дефект оборудования, а фундаментальный предел. Чем меньшее пятно мы стремимся получить, тем заметнее проявляется волновая природа света.</w:t>
+      </w:r>
+    </w:p>
+    <w:p>
+      <w:pPr>
+        <w:spacing w:after="160" w:before="0" w:lineRule="auto" w:line="276"/>
+        <w:ind w:firstLine="709"/>
+        <w:jc w:val="both"/>
+      </w:pPr>
+      <w:r>
+        <w:rPr>
+          <w:rFonts w:ascii="Times New Roman" w:hAnsi="Times New Roman" w:eastAsia="Times New Roman"/>
+          <w:b w:val="0"/>
+          <w:i w:val="0"/>
+          <w:sz w:val="24"/>
+        </w:rPr>
+        <w:t>С понятием интерференции здесь можно обойтись без сложных формул. В фокальной плоскости волны, пришедшие от разных частей апертуры, складываются: где фазы согласованы — яркое ядро пятна, где фазы расходятся — спад интенсивности I к краям. Дифракционная картина в фокусе — результат такого сложения волн.</w:t>
+      </w:r>
+    </w:p>
+    <w:p>
+      <w:pPr>
+        <w:spacing w:after="160" w:before="0" w:lineRule="auto" w:line="276"/>
+        <w:ind w:firstLine="709"/>
+        <w:jc w:val="both"/>
+      </w:pPr>
+      <w:r>
+        <w:rPr>
+          <w:rFonts w:ascii="Times New Roman" w:hAnsi="Times New Roman" w:eastAsia="Times New Roman"/>
+          <w:b w:val="0"/>
+          <w:i w:val="0"/>
+          <w:sz w:val="24"/>
+        </w:rPr>
+        <w:t>Почему лазер здесь особенно удобен? В главе 3 мы видели: лазерное излучение узкополосное и обладает высокой степенью когерентности — фазы волн связаны между собой. Поэтому фокусировка предсказуема, а пятно воспроизводимо от слоя к слою. У теплового источника вроде лампы такой же степени сжатия излучения в пятно добиться нельзя.</w:t>
+      </w:r>
+    </w:p>
+    <w:p>
+      <w:pPr>
+        <w:spacing w:after="160" w:before="0" w:lineRule="auto" w:line="276"/>
+        <w:ind w:firstLine="709"/>
+        <w:jc w:val="both"/>
+      </w:pPr>
+      <w:r>
+        <w:rPr>
+          <w:rFonts w:ascii="Times New Roman" w:hAnsi="Times New Roman" w:eastAsia="Times New Roman"/>
+          <w:b w:val="0"/>
+          <w:i w:val="0"/>
+          <w:sz w:val="24"/>
+        </w:rPr>
+        <w:t>Итог раздела. геометрическая оптика описывает путь луча по станку; физическая (волновая) оптика — конечный размер пятна. Ниже — рабочие формулы.</w:t>
+      </w:r>
+    </w:p>
+    <w:p>
+      <w:pPr>
+        <w:spacing w:after="160" w:before="0" w:lineRule="auto" w:line="276"/>
+        <w:jc w:val="left"/>
+      </w:pPr>
+      <w:r>
+        <w:rPr>
+          <w:rFonts w:ascii="Times New Roman" w:hAnsi="Times New Roman" w:eastAsia="Times New Roman"/>
+          <w:b/>
+          <w:i w:val="0"/>
+          <w:sz w:val="26"/>
+        </w:rPr>
+        <w:t>5. РАЗМЕР ПЯТНА (ФОРМУЛА №1)</w:t>
+      </w:r>
+    </w:p>
+    <w:p>
+      <w:pPr>
+        <w:spacing w:after="160" w:before="0" w:lineRule="auto" w:line="276"/>
+        <w:ind w:firstLine="709"/>
+        <w:jc w:val="both"/>
+      </w:pPr>
+      <w:r>
+        <w:rPr>
+          <w:rFonts w:ascii="Times New Roman" w:hAnsi="Times New Roman" w:eastAsia="Times New Roman"/>
+          <w:b w:val="0"/>
+          <w:i w:val="0"/>
+          <w:sz w:val="24"/>
+        </w:rPr>
+        <w:t>Минимальный диаметр пятна для идеального пучка оценивают формулой: d ≈ λ / NA. Это оценка порядка величины дифракционного предела — удобная для инженерных оценок, но не замена полного расчёта дифракции.</w:t>
+      </w:r>
+    </w:p>
+    <w:p>
+      <w:pPr>
+        <w:spacing w:after="160" w:before="0" w:lineRule="auto" w:line="276"/>
+        <w:ind w:firstLine="709"/>
+        <w:jc w:val="both"/>
+      </w:pPr>
+      <w:r>
+        <w:rPr>
+          <w:rFonts w:ascii="Times New Roman" w:hAnsi="Times New Roman" w:eastAsia="Times New Roman"/>
+          <w:b w:val="0"/>
+          <w:i w:val="0"/>
+          <w:sz w:val="24"/>
+        </w:rPr>
+        <w:t>d — характерный диаметр пятна в фокусе. λ (λ) — длина волны. Для типичного волоконного лазера СЛП берём λ = 1,07 мкм (около 1070 нм — см. шкалу из главы 4).</w:t>
+      </w:r>
+    </w:p>
+    <w:p>
+      <w:pPr>
+        <w:spacing w:before="160" w:after="80"/>
+        <w:jc w:val="center"/>
+      </w:pPr>
+      <w:r>
+        <w:drawing>
+          <wp:inline xmlns:a="http://schemas.openxmlformats.org/drawingml/2006/main" xmlns:pic="http://schemas.openxmlformats.org/drawingml/2006/picture">
+            <wp:extent cx="5040000" cy="3251613"/>
+            <wp:docPr id="21" name="Picture 21"/>
+            <wp:cNvGraphicFramePr>
+              <a:graphicFrameLocks noChangeAspect="1"/>
+            </wp:cNvGraphicFramePr>
+            <a:graphic>
+              <a:graphicData uri="http://schemas.openxmlformats.org/drawingml/2006/picture">
+                <pic:pic>
+                  <pic:nvPicPr>
+                    <pic:cNvPr id="0" name="ch5_spot.png"/>
+                    <pic:cNvPicPr/>
+                  </pic:nvPicPr>
+                  <pic:blipFill>
+                    <a:blip r:embed="rId29"/>
                     <a:stretch>
                       <a:fillRect/>
                     </a:stretch>
@@ -9450,119 +9646,87 @@
           <w:i/>
           <w:sz w:val="20"/>
         </w:rPr>
-        <w:t>Рис. 5.2. Закон Снеллиуса и сборка параллельных лучей в фокус</w:t>
-      </w:r>
-    </w:p>
-    <w:p>
-      <w:pPr>
-        <w:spacing w:after="160" w:before="0" w:lineRule="auto" w:line="276"/>
-        <w:ind w:firstLine="709"/>
-        <w:jc w:val="both"/>
-      </w:pPr>
-      <w:r>
-        <w:rPr>
-          <w:rFonts w:ascii="Times New Roman" w:hAnsi="Times New Roman" w:eastAsia="Times New Roman"/>
-          <w:b w:val="0"/>
-          <w:i w:val="0"/>
-          <w:sz w:val="24"/>
-        </w:rPr>
-        <w:t>Расшифровка символов. n₁ — например, воздуха. У воздуха n ≈ 1,0003, обычно принимают n = 1.</w:t>
-      </w:r>
-    </w:p>
-    <w:p>
-      <w:pPr>
-        <w:spacing w:after="160" w:before="0" w:lineRule="auto" w:line="276"/>
-        <w:ind w:firstLine="709"/>
-        <w:jc w:val="both"/>
-      </w:pPr>
-      <w:r>
-        <w:rPr>
-          <w:rFonts w:ascii="Times New Roman" w:hAnsi="Times New Roman" w:eastAsia="Times New Roman"/>
-          <w:b w:val="0"/>
-          <w:i w:val="0"/>
-          <w:sz w:val="24"/>
-        </w:rPr>
-        <w:t>n₂ — например, стекла линзы. У кварцевого стекла n ≈ 1,45–1,5.</w:t>
-      </w:r>
-    </w:p>
-    <w:p>
-      <w:pPr>
-        <w:spacing w:after="160" w:before="0" w:lineRule="auto" w:line="276"/>
-        <w:ind w:firstLine="709"/>
-        <w:jc w:val="both"/>
-      </w:pPr>
-      <w:r>
-        <w:rPr>
-          <w:rFonts w:ascii="Times New Roman" w:hAnsi="Times New Roman" w:eastAsia="Times New Roman"/>
-          <w:b w:val="0"/>
-          <w:i w:val="0"/>
-          <w:sz w:val="24"/>
-        </w:rPr>
-        <w:t>θ₁ — угол падения луча, отсчитанный от перпендикуляра (нормали) к поверхности. θ₂ — угол преломления, тоже от нормали.</w:t>
-      </w:r>
-    </w:p>
-    <w:p>
-      <w:pPr>
-        <w:spacing w:after="160" w:before="0" w:lineRule="auto" w:line="276"/>
-        <w:ind w:firstLine="709"/>
-        <w:jc w:val="both"/>
-      </w:pPr>
-      <w:r>
-        <w:rPr>
-          <w:rFonts w:ascii="Times New Roman" w:hAnsi="Times New Roman" w:eastAsia="Times New Roman"/>
-          <w:b w:val="0"/>
-          <w:i w:val="0"/>
-          <w:sz w:val="24"/>
-        </w:rPr>
-        <w:t>Показатель преломления n — это отношение скорости света в вакууме c к скорости света в среде v: n = c / v.</w:t>
-      </w:r>
-    </w:p>
-    <w:p>
-      <w:pPr>
-        <w:spacing w:after="160" w:before="0" w:lineRule="auto" w:line="276"/>
-        <w:ind w:firstLine="709"/>
-        <w:jc w:val="both"/>
-      </w:pPr>
-      <w:r>
-        <w:rPr>
-          <w:rFonts w:ascii="Times New Roman" w:hAnsi="Times New Roman" w:eastAsia="Times New Roman"/>
-          <w:b w:val="0"/>
-          <w:i w:val="0"/>
-          <w:sz w:val="24"/>
-        </w:rPr>
-        <w:t>Физический смысл: когда свет переходит из среды с меньшим n в среду с большим n, он притягивается к нормали: θ₂ &lt; θ₁. Когда выходит из стекла в воздух — наоборот, отклоняется от нормали.</w:t>
-      </w:r>
-    </w:p>
-    <w:p>
-      <w:pPr>
-        <w:spacing w:after="160" w:before="0" w:lineRule="auto" w:line="276"/>
-        <w:ind w:firstLine="709"/>
-        <w:jc w:val="both"/>
-      </w:pPr>
-      <w:r>
-        <w:rPr>
-          <w:rFonts w:ascii="Times New Roman" w:hAnsi="Times New Roman" w:eastAsia="Times New Roman"/>
-          <w:b w:val="0"/>
-          <w:i w:val="0"/>
-          <w:sz w:val="24"/>
-        </w:rPr>
-        <w:t>Как это создаёт линзу? Линза — кусок стекла с изогнутыми поверхностями. Лучи через края встречают поверхность под большим углом и преломляются сильнее. Лучи через центр — слабее. В результате все лучи собираются в одну точку — фокус.</w:t>
-      </w:r>
-    </w:p>
-    <w:p>
-      <w:pPr>
-        <w:spacing w:after="160" w:before="0" w:lineRule="auto" w:line="276"/>
-        <w:ind w:firstLine="709"/>
-        <w:jc w:val="both"/>
-      </w:pPr>
-      <w:r>
-        <w:rPr>
-          <w:rFonts w:ascii="Times New Roman" w:hAnsi="Times New Roman" w:eastAsia="Times New Roman"/>
-          <w:b w:val="0"/>
-          <w:i w:val="0"/>
-          <w:sz w:val="24"/>
-        </w:rPr>
-        <w:t>Вывод: разница показателей преломления Δn (разность показателей преломления) на границе линзы определяет, насколько сильно она может преломить луч. Чем больше Δn, тем сильнее фокусировка и тем короче фокусное расстояние.</w:t>
+        <w:t>Рис. 5.3. Дифракционный предел: d ≈ λ/NA</w:t>
+      </w:r>
+    </w:p>
+    <w:p>
+      <w:pPr>
+        <w:spacing w:after="160" w:before="0" w:lineRule="auto" w:line="276"/>
+        <w:ind w:firstLine="709"/>
+        <w:jc w:val="both"/>
+      </w:pPr>
+      <w:r>
+        <w:rPr>
+          <w:rFonts w:ascii="Times New Roman" w:hAnsi="Times New Roman" w:eastAsia="Times New Roman"/>
+          <w:b w:val="0"/>
+          <w:i w:val="0"/>
+          <w:sz w:val="24"/>
+        </w:rPr>
+        <w:t>NA — безразмерная величина. NA = n · sin(θ), где n — показатель преломления среды между оптикой и деталью (в воздухе n ≈ 1), θ — половина угла схождения конуса лучей к фокусу.</w:t>
+      </w:r>
+    </w:p>
+    <w:p>
+      <w:pPr>
+        <w:spacing w:after="160" w:before="0" w:lineRule="auto" w:line="276"/>
+        <w:ind w:firstLine="709"/>
+        <w:jc w:val="both"/>
+      </w:pPr>
+      <w:r>
+        <w:rPr>
+          <w:rFonts w:ascii="Times New Roman" w:hAnsi="Times New Roman" w:eastAsia="Times New Roman"/>
+          <w:b w:val="0"/>
+          <w:i w:val="0"/>
+          <w:sz w:val="24"/>
+        </w:rPr>
+        <w:t>Смысл NA: насколько круто сходится световой конус. Больше угол θ — больше NA — меньше пятно d. Широкий пучок на линзе при том же фокусном расстоянии даёт больший θ и больший NA.</w:t>
+      </w:r>
+    </w:p>
+    <w:p>
+      <w:pPr>
+        <w:spacing w:after="160" w:before="0" w:lineRule="auto" w:line="276"/>
+        <w:ind w:firstLine="709"/>
+        <w:jc w:val="both"/>
+      </w:pPr>
+      <w:r>
+        <w:rPr>
+          <w:rFonts w:ascii="Times New Roman" w:hAnsi="Times New Roman" w:eastAsia="Times New Roman"/>
+          <w:b w:val="0"/>
+          <w:i w:val="0"/>
+          <w:sz w:val="24"/>
+        </w:rPr>
+        <w:t>Пример 1. NA = 0,1 — порядок, характерный для многих промышленных F-θ объективов. d ≈ 1,07 / 0,1 = 10,7 мкм. Это идеал при M² (параметре качества пучка, «эм-квадрат») = 1; реальное пятно будет больше.</w:t>
+      </w:r>
+    </w:p>
+    <w:p>
+      <w:pPr>
+        <w:spacing w:after="160" w:before="0" w:lineRule="auto" w:line="276"/>
+        <w:ind w:firstLine="709"/>
+        <w:jc w:val="both"/>
+      </w:pPr>
+      <w:r>
+        <w:rPr>
+          <w:rFonts w:ascii="Times New Roman" w:hAnsi="Times New Roman" w:eastAsia="Times New Roman"/>
+          <w:b w:val="0"/>
+          <w:i w:val="0"/>
+          <w:sz w:val="24"/>
+        </w:rPr>
+        <w:t>Пример 2. NA = 0,4. d ≈ 1,07 / 0,4 = 2,7 мкм. Казалось бы, можно взять оптику с большой NA и получить микронное разрешение. Но размер пятна — только часть задачи. Вторая часть — глубина резкости DOF, о которой речь дальше.</w:t>
+      </w:r>
+    </w:p>
+    <w:p>
+      <w:pPr>
+        <w:spacing w:after="160" w:before="0" w:lineRule="auto" w:line="276"/>
+        <w:ind w:firstLine="709"/>
+        <w:jc w:val="both"/>
+      </w:pPr>
+      <w:r>
+        <w:rPr>
+          <w:rFonts w:ascii="Times New Roman" w:hAnsi="Times New Roman" w:eastAsia="Times New Roman"/>
+          <w:b w:val="0"/>
+          <w:i w:val="0"/>
+          <w:sz w:val="24"/>
+        </w:rPr>
+        <w:t>Практическое замечание. На станках часто указывают рабочее пятно 40–80 мкм. Это не противоречие формуле d ≈ λ / NA: рабочий размер задают конструкцией тракта, диаметром пучка, фокусным расстоянием и фактическим M² (качеством пучка). Дифракционный предел — нижняя физическая граница возможного, а не обязательная заводская настройка.</w:t>
       </w:r>
     </w:p>
     <w:p>
@@ -9577,39 +9741,39 @@
           <w:i w:val="0"/>
           <w:sz w:val="26"/>
         </w:rPr>
-        <w:t>5. РАЗМЕР ПЯТНА (ФОРМУЛА №1)</w:t>
-      </w:r>
-    </w:p>
-    <w:p>
-      <w:pPr>
-        <w:spacing w:after="160" w:before="0" w:lineRule="auto" w:line="276"/>
-        <w:ind w:firstLine="709"/>
-        <w:jc w:val="both"/>
-      </w:pPr>
-      <w:r>
-        <w:rPr>
-          <w:rFonts w:ascii="Times New Roman" w:hAnsi="Times New Roman" w:eastAsia="Times New Roman"/>
-          <w:b w:val="0"/>
-          <w:i w:val="0"/>
-          <w:sz w:val="24"/>
-        </w:rPr>
-        <w:t>Перейдём к главному ограничению — дифракционному пределу. Даже идеальная линза не может собрать свет в математическую точку. Минимальный диаметр пятна определяется формулой: d ≈ λ / NA.</w:t>
-      </w:r>
-    </w:p>
-    <w:p>
-      <w:pPr>
-        <w:spacing w:after="160" w:before="0" w:lineRule="auto" w:line="276"/>
-        <w:ind w:firstLine="709"/>
-        <w:jc w:val="both"/>
-      </w:pPr>
-      <w:r>
-        <w:rPr>
-          <w:rFonts w:ascii="Times New Roman" w:hAnsi="Times New Roman" w:eastAsia="Times New Roman"/>
-          <w:b w:val="0"/>
-          <w:i w:val="0"/>
-          <w:sz w:val="24"/>
-        </w:rPr>
-        <w:t>Расшифровка символов. d — диаметр пятна в фокусе (в микрометрах). Это минимальный размер, который может дать данная оптика.</w:t>
+        <w:t>6. ОПТИЧЕСКИЙ ТРАКТ СЛП-СТАНКА</w:t>
+      </w:r>
+    </w:p>
+    <w:p>
+      <w:pPr>
+        <w:spacing w:after="160" w:before="0" w:lineRule="auto" w:line="276"/>
+        <w:ind w:firstLine="709"/>
+        <w:jc w:val="both"/>
+      </w:pPr>
+      <w:r>
+        <w:rPr>
+          <w:rFonts w:ascii="Times New Roman" w:hAnsi="Times New Roman" w:eastAsia="Times New Roman"/>
+          <w:b w:val="0"/>
+          <w:i w:val="0"/>
+          <w:sz w:val="24"/>
+        </w:rPr>
+        <w:t>Перенесём формулы на конструкцию станка. Упрощённый оптический тракт промышленного СЛП выглядит так.</w:t>
+      </w:r>
+    </w:p>
+    <w:p>
+      <w:pPr>
+        <w:spacing w:after="160" w:before="0" w:lineRule="auto" w:line="276"/>
+        <w:ind w:firstLine="709"/>
+        <w:jc w:val="both"/>
+      </w:pPr>
+      <w:r>
+        <w:rPr>
+          <w:rFonts w:ascii="Times New Roman" w:hAnsi="Times New Roman" w:eastAsia="Times New Roman"/>
+          <w:b w:val="0"/>
+          <w:i w:val="0"/>
+          <w:sz w:val="24"/>
+        </w:rPr>
+        <w:t>Волоконный лазер — источник излучения. Излучение идёт по оптическому волокну: это и доставка мощности, и сохранение хорошего качества пучка M² (малого «эм-квадрат»).</w:t>
       </w:r>
     </w:p>
     <w:p>
@@ -9620,8 +9784,8 @@
       <w:r>
         <w:drawing>
           <wp:inline xmlns:a="http://schemas.openxmlformats.org/drawingml/2006/main" xmlns:pic="http://schemas.openxmlformats.org/drawingml/2006/picture">
-            <wp:extent cx="5040000" cy="3251613"/>
-            <wp:docPr id="31" name="Picture 31"/>
+            <wp:extent cx="5040000" cy="3150000"/>
+            <wp:docPr id="22" name="Picture 22"/>
             <wp:cNvGraphicFramePr>
               <a:graphicFrameLocks noChangeAspect="1"/>
             </wp:cNvGraphicFramePr>
@@ -9629,11 +9793,11 @@
               <a:graphicData uri="http://schemas.openxmlformats.org/drawingml/2006/picture">
                 <pic:pic>
                   <pic:nvPicPr>
-                    <pic:cNvPr id="0" name="ch5_spot.png"/>
+                    <pic:cNvPr id="0" name="ch5_train.png"/>
                     <pic:cNvPicPr/>
                   </pic:nvPicPr>
                   <pic:blipFill>
-                    <a:blip r:embed="rId39"/>
+                    <a:blip r:embed="rId30"/>
                     <a:stretch>
                       <a:fillRect/>
                     </a:stretch>
@@ -9641,7 +9805,7 @@
                   <pic:spPr>
                     <a:xfrm>
                       <a:off x="0" y="0"/>
-                      <a:ext cx="5040000" cy="3251613"/>
+                      <a:ext cx="5040000" cy="3150000"/>
                     </a:xfrm>
                     <a:prstGeom prst="rect"/>
                   </pic:spPr>
@@ -9664,119 +9828,103 @@
           <w:i/>
           <w:sz w:val="20"/>
         </w:rPr>
-        <w:t>Рис. 5.3. Дифракционный предел: d ≈ λ/NA</w:t>
-      </w:r>
-    </w:p>
-    <w:p>
-      <w:pPr>
-        <w:spacing w:after="160" w:before="0" w:lineRule="auto" w:line="276"/>
-        <w:ind w:firstLine="709"/>
-        <w:jc w:val="both"/>
-      </w:pPr>
-      <w:r>
-        <w:rPr>
-          <w:rFonts w:ascii="Times New Roman" w:hAnsi="Times New Roman" w:eastAsia="Times New Roman"/>
-          <w:b w:val="0"/>
-          <w:i w:val="0"/>
-          <w:sz w:val="24"/>
-        </w:rPr>
-        <w:t>λ (лямбда, λ) — длина волны лазера. Для волоконного лазера λ = 1,07 мкм.</w:t>
-      </w:r>
-    </w:p>
-    <w:p>
-      <w:pPr>
-        <w:spacing w:after="160" w:before="0" w:lineRule="auto" w:line="276"/>
-        <w:ind w:firstLine="709"/>
-        <w:jc w:val="both"/>
-      </w:pPr>
-      <w:r>
-        <w:rPr>
-          <w:rFonts w:ascii="Times New Roman" w:hAnsi="Times New Roman" w:eastAsia="Times New Roman"/>
-          <w:b w:val="0"/>
-          <w:i w:val="0"/>
-          <w:sz w:val="24"/>
-        </w:rPr>
-        <w:t>NA — числовая апертура (безразмерная величина, от 0 до 1). Мера того, насколько широкий конус света собирает линза.</w:t>
-      </w:r>
-    </w:p>
-    <w:p>
-      <w:pPr>
-        <w:spacing w:after="160" w:before="0" w:lineRule="auto" w:line="276"/>
-        <w:ind w:firstLine="709"/>
-        <w:jc w:val="both"/>
-      </w:pPr>
-      <w:r>
-        <w:rPr>
-          <w:rFonts w:ascii="Times New Roman" w:hAnsi="Times New Roman" w:eastAsia="Times New Roman"/>
-          <w:b w:val="0"/>
-          <w:i w:val="0"/>
-          <w:sz w:val="24"/>
-        </w:rPr>
-        <w:t>Что такое числовая апертура? NA = n · sin(θ), где n — показатель преломления среды (в воздухе n = 1), θ — половина угла схождения конуса лучей.</w:t>
-      </w:r>
-    </w:p>
-    <w:p>
-      <w:pPr>
-        <w:spacing w:after="160" w:before="0" w:lineRule="auto" w:line="276"/>
-        <w:ind w:firstLine="709"/>
-        <w:jc w:val="both"/>
-      </w:pPr>
-      <w:r>
-        <w:rPr>
-          <w:rFonts w:ascii="Times New Roman" w:hAnsi="Times New Roman" w:eastAsia="Times New Roman"/>
-          <w:b w:val="0"/>
-          <w:i w:val="0"/>
-          <w:sz w:val="24"/>
-        </w:rPr>
-        <w:t>Простыми словами: чем больше NA, тем круче лучи сходятся в фокус и тем меньше пятно d.</w:t>
-      </w:r>
-    </w:p>
-    <w:p>
-      <w:pPr>
-        <w:spacing w:after="160" w:before="0" w:lineRule="auto" w:line="276"/>
-        <w:ind w:firstLine="709"/>
-        <w:jc w:val="both"/>
-      </w:pPr>
-      <w:r>
-        <w:rPr>
-          <w:rFonts w:ascii="Times New Roman" w:hAnsi="Times New Roman" w:eastAsia="Times New Roman"/>
-          <w:b w:val="0"/>
-          <w:i w:val="0"/>
-          <w:sz w:val="24"/>
-        </w:rPr>
-        <w:t>Пример 1. Типичная линза для СЛП. NA = 0,1 — характерно для многих F-theta линз (телецентрических объективов). По-русски — «эф-тета линза». Пятно d остаётся круглым по всей рабочей области (например, 250×250 мм).</w:t>
-      </w:r>
-    </w:p>
-    <w:p>
-      <w:pPr>
-        <w:spacing w:after="160" w:before="0" w:lineRule="auto" w:line="276"/>
-        <w:ind w:firstLine="709"/>
-        <w:jc w:val="both"/>
-      </w:pPr>
-      <w:r>
-        <w:rPr>
-          <w:rFonts w:ascii="Times New Roman" w:hAnsi="Times New Roman" w:eastAsia="Times New Roman"/>
-          <w:b w:val="0"/>
-          <w:i w:val="0"/>
-          <w:sz w:val="24"/>
-        </w:rPr>
-        <w:t>Подставляем: d ≈ 1,07 / 0,1 = 10,7 мкм. Это идеальный расчёт. Реальный размер будет больше из-за качества пучка M²— об этом в конце лекции.</w:t>
-      </w:r>
-    </w:p>
-    <w:p>
-      <w:pPr>
-        <w:spacing w:after="160" w:before="0" w:lineRule="auto" w:line="276"/>
-        <w:ind w:firstLine="709"/>
-        <w:jc w:val="both"/>
-      </w:pPr>
-      <w:r>
-        <w:rPr>
-          <w:rFonts w:ascii="Times New Roman" w:hAnsi="Times New Roman" w:eastAsia="Times New Roman"/>
-          <w:b w:val="0"/>
-          <w:i w:val="0"/>
-          <w:sz w:val="24"/>
-        </w:rPr>
-        <w:t>Пример 2. Более сильная линза: NA = 0,4. Тогда d ≈ 1,07 / 0,4 = 2,7 мкм. Казалось бы — берём такую линзу и печатаем с разрешением 3 мкм! Но не всё так просто. Есть вторая формула, которая всё портит.</w:t>
+        <w:t>Рис. 5.4. Оптический тракт СЛП-станка: от волокна до порошка</w:t>
+      </w:r>
+    </w:p>
+    <w:p>
+      <w:pPr>
+        <w:spacing w:after="160" w:before="0" w:lineRule="auto" w:line="276"/>
+        <w:ind w:firstLine="709"/>
+        <w:jc w:val="both"/>
+      </w:pPr>
+      <w:r>
+        <w:rPr>
+          <w:rFonts w:ascii="Times New Roman" w:hAnsi="Times New Roman" w:eastAsia="Times New Roman"/>
+          <w:b w:val="0"/>
+          <w:i w:val="0"/>
+          <w:sz w:val="24"/>
+        </w:rPr>
+        <w:t>Коллиматор — линза или блок, который превращает расходящийся пучок из волокна в почти параллельный. Здесь геометрическая оптика применяется напрямую: параллельность нужна, чтобы дальше корректно работали сканеры и F-θ линза.</w:t>
+      </w:r>
+    </w:p>
+    <w:p>
+      <w:pPr>
+        <w:spacing w:after="160" w:before="0" w:lineRule="auto" w:line="276"/>
+        <w:ind w:firstLine="709"/>
+        <w:jc w:val="both"/>
+      </w:pPr>
+      <w:r>
+        <w:rPr>
+          <w:rFonts w:ascii="Times New Roman" w:hAnsi="Times New Roman" w:eastAsia="Times New Roman"/>
+          <w:b w:val="0"/>
+          <w:i w:val="0"/>
+          <w:sz w:val="24"/>
+        </w:rPr>
+        <w:t>Гальванометрические зеркала — гальво. Два зеркала быстро отклоняют пучок по осям X и Y. Они задают траекторию сканирования, а не сам механизм плавления.</w:t>
+      </w:r>
+    </w:p>
+    <w:p>
+      <w:pPr>
+        <w:spacing w:after="160" w:before="0" w:lineRule="auto" w:line="276"/>
+        <w:ind w:firstLine="709"/>
+        <w:jc w:val="both"/>
+      </w:pPr>
+      <w:r>
+        <w:rPr>
+          <w:rFonts w:ascii="Times New Roman" w:hAnsi="Times New Roman" w:eastAsia="Times New Roman"/>
+          <w:b w:val="0"/>
+          <w:i w:val="0"/>
+          <w:sz w:val="24"/>
+        </w:rPr>
+        <w:t>F-θ линза («эф-тета»). Её задача — на большом поле, например 250×250 мм, удерживать пятно по возможности круглым и обеспечивать предсказуемую связь угла отклонения зеркал со скоростью перемещения пятна по плоскости. Без такой линзы на краю поля пятно сильно искажается, а I становится неоднородной по полю.</w:t>
+      </w:r>
+    </w:p>
+    <w:p>
+      <w:pPr>
+        <w:spacing w:after="160" w:before="0" w:lineRule="auto" w:line="276"/>
+        <w:ind w:firstLine="709"/>
+        <w:jc w:val="both"/>
+      </w:pPr>
+      <w:r>
+        <w:rPr>
+          <w:rFonts w:ascii="Times New Roman" w:hAnsi="Times New Roman" w:eastAsia="Times New Roman"/>
+          <w:b w:val="0"/>
+          <w:i w:val="0"/>
+          <w:sz w:val="24"/>
+        </w:rPr>
+        <w:t>Защитное стекло — последний прозрачный элемент перед рабочей камерой. Оно расходное: принимает брызги и пыль. Загрязнённое стекло поглощает часть мощности P, нагревается и начинает действовать как нежелательная линза: фокус смещается, пятно d растёт, стабильность процесса падает.</w:t>
+      </w:r>
+    </w:p>
+    <w:p>
+      <w:pPr>
+        <w:spacing w:after="160" w:before="0" w:lineRule="auto" w:line="276"/>
+        <w:ind w:firstLine="709"/>
+        <w:jc w:val="both"/>
+      </w:pPr>
+      <w:r>
+        <w:rPr>
+          <w:rFonts w:ascii="Times New Roman" w:hAnsi="Times New Roman" w:eastAsia="Times New Roman"/>
+          <w:b w:val="0"/>
+          <w:i w:val="0"/>
+          <w:sz w:val="24"/>
+        </w:rPr>
+        <w:t>И только затем — слой порошка. Вся цепочка нужна для одного: доставить на поверхность заданные d и I, стабильно, слой за слоем.</w:t>
+      </w:r>
+    </w:p>
+    <w:p>
+      <w:pPr>
+        <w:spacing w:after="160" w:before="0" w:lineRule="auto" w:line="276"/>
+        <w:ind w:firstLine="709"/>
+        <w:jc w:val="both"/>
+      </w:pPr>
+      <w:r>
+        <w:rPr>
+          <w:rFonts w:ascii="Times New Roman" w:hAnsi="Times New Roman" w:eastAsia="Times New Roman"/>
+          <w:b w:val="0"/>
+          <w:i w:val="0"/>
+          <w:sz w:val="24"/>
+        </w:rPr>
+        <w:t>Практический вывод. если процесс стал нестабильным, проверяйте не только мощность и скорость сканирования, но и оптику — загрязнение, юстировку, положение фокуса.</w:t>
       </w:r>
     </w:p>
     <w:p>
@@ -9791,39 +9939,39 @@
           <w:i w:val="0"/>
           <w:sz w:val="26"/>
         </w:rPr>
-        <w:t>6. ГЛУБИНА РЕЗКОСТИ (ФОРМУЛА №2) И ТРИ СЛУЧАЯ</w:t>
-      </w:r>
-    </w:p>
-    <w:p>
-      <w:pPr>
-        <w:spacing w:after="160" w:before="0" w:lineRule="auto" w:line="276"/>
-        <w:ind w:firstLine="709"/>
-        <w:jc w:val="both"/>
-      </w:pPr>
-      <w:r>
-        <w:rPr>
-          <w:rFonts w:ascii="Times New Roman" w:hAnsi="Times New Roman" w:eastAsia="Times New Roman"/>
-          <w:b w:val="0"/>
-          <w:i w:val="0"/>
-          <w:sz w:val="24"/>
-        </w:rPr>
-        <w:t>Глубина резкости DOF (Depth of Focus) — расстояние вдоль оси луча, в пределах которого диаметр пятна d остаётся примерно таким же, как в фокусе. Если выйдете за этот диапазон, пятно увеличится, I упадёт, процесс плавления сорвётся.</w:t>
-      </w:r>
-    </w:p>
-    <w:p>
-      <w:pPr>
-        <w:spacing w:after="160" w:before="0" w:lineRule="auto" w:line="276"/>
-        <w:ind w:firstLine="709"/>
-        <w:jc w:val="both"/>
-      </w:pPr>
-      <w:r>
-        <w:rPr>
-          <w:rFonts w:ascii="Times New Roman" w:hAnsi="Times New Roman" w:eastAsia="Times New Roman"/>
-          <w:b w:val="0"/>
-          <w:i w:val="0"/>
-          <w:sz w:val="24"/>
-        </w:rPr>
-        <w:t>Формула: DOF ≈ λ / NA².</w:t>
+        <w:t>7. ГЛУБИНА РЕЗКОСТИ (ФОРМУЛА №2) И ТРИ СЛУЧАЯ</w:t>
+      </w:r>
+    </w:p>
+    <w:p>
+      <w:pPr>
+        <w:spacing w:after="160" w:before="0" w:lineRule="auto" w:line="276"/>
+        <w:ind w:firstLine="709"/>
+        <w:jc w:val="both"/>
+      </w:pPr>
+      <w:r>
+        <w:rPr>
+          <w:rFonts w:ascii="Times New Roman" w:hAnsi="Times New Roman" w:eastAsia="Times New Roman"/>
+          <w:b w:val="0"/>
+          <w:i w:val="0"/>
+          <w:sz w:val="24"/>
+        </w:rPr>
+        <w:t>Глубина резкости DOF — отрезок вдоль оси пучка, в пределах которого диаметр пятна d ещё близок к минимальному. Если выйти из этого интервала — пятно увеличивается, I падает, проплав становится нестабильным.</w:t>
+      </w:r>
+    </w:p>
+    <w:p>
+      <w:pPr>
+        <w:spacing w:after="160" w:before="0" w:lineRule="auto" w:line="276"/>
+        <w:ind w:firstLine="709"/>
+        <w:jc w:val="both"/>
+      </w:pPr>
+      <w:r>
+        <w:rPr>
+          <w:rFonts w:ascii="Times New Roman" w:hAnsi="Times New Roman" w:eastAsia="Times New Roman"/>
+          <w:b w:val="0"/>
+          <w:i w:val="0"/>
+          <w:sz w:val="24"/>
+        </w:rPr>
+        <w:t>Оценка: DOF ≈ λ / NA². Снова λ = 1,07 мкм. Обратите внимание: NA стоит в квадрате. Уменьшили пятно d примерно вдвое за счёт роста NA — DOF упала примерно вчетверо. Это главный оптический компромисс СЛП.</w:t>
       </w:r>
     </w:p>
     <w:p>
@@ -9835,7 +9983,7 @@
         <w:drawing>
           <wp:inline xmlns:a="http://schemas.openxmlformats.org/drawingml/2006/main" xmlns:pic="http://schemas.openxmlformats.org/drawingml/2006/picture">
             <wp:extent cx="5040000" cy="3414194"/>
-            <wp:docPr id="32" name="Picture 32"/>
+            <wp:docPr id="23" name="Picture 23"/>
             <wp:cNvGraphicFramePr>
               <a:graphicFrameLocks noChangeAspect="1"/>
             </wp:cNvGraphicFramePr>
@@ -9847,7 +9995,7 @@
                     <pic:cNvPicPr/>
                   </pic:nvPicPr>
                   <pic:blipFill>
-                    <a:blip r:embed="rId40"/>
+                    <a:blip r:embed="rId31"/>
                     <a:stretch>
                       <a:fillRect/>
                     </a:stretch>
@@ -9878,7 +10026,7 @@
           <w:i/>
           <w:sz w:val="20"/>
         </w:rPr>
-        <w:t>Рис. 5.4. Компромисс NA: диаметр пятна d и глубина резкости DOF</w:t>
+        <w:t>Рис. 5.5. Компромисс NA: диаметр пятна d и глубина резкости DOF</w:t>
       </w:r>
     </w:p>
     <w:p>
@@ -10344,231 +10492,55 @@
           <w:i w:val="0"/>
           <w:sz w:val="24"/>
         </w:rPr>
-        <w:t>Расшифровка. DOF — глубина резкости (в микрометрах). λ — длина волны (1,07 мкм). NA — числовая апертура (в знаменателе в квадрате!).</w:t>
-      </w:r>
-    </w:p>
-    <w:p>
-      <w:pPr>
-        <w:spacing w:after="160" w:before="0" w:lineRule="auto" w:line="276"/>
-        <w:ind w:firstLine="709"/>
-        <w:jc w:val="both"/>
-      </w:pPr>
-      <w:r>
-        <w:rPr>
-          <w:rFonts w:ascii="Times New Roman" w:hAnsi="Times New Roman" w:eastAsia="Times New Roman"/>
-          <w:b w:val="0"/>
-          <w:i w:val="0"/>
-          <w:sz w:val="24"/>
-        </w:rPr>
-        <w:t>Важно: NA в квадрате в знаменателе. DOF падает быстрее, чем размер пятна d. Это главный компромисс оптики.</w:t>
-      </w:r>
-    </w:p>
-    <w:p>
-      <w:pPr>
-        <w:spacing w:after="160" w:before="0" w:lineRule="auto" w:line="276"/>
-        <w:ind w:firstLine="709"/>
-        <w:jc w:val="both"/>
-      </w:pPr>
-      <w:r>
-        <w:rPr>
-          <w:rFonts w:ascii="Times New Roman" w:hAnsi="Times New Roman" w:eastAsia="Times New Roman"/>
-          <w:b w:val="0"/>
-          <w:i w:val="0"/>
-          <w:sz w:val="24"/>
-        </w:rPr>
-        <w:t>Рассмотрим три случая — от промышленного стандарта до экстремальной оптики.</w:t>
-      </w:r>
-    </w:p>
-    <w:p>
-      <w:pPr>
-        <w:spacing w:after="160" w:before="0" w:lineRule="auto" w:line="276"/>
-        <w:ind w:firstLine="709"/>
-        <w:jc w:val="both"/>
-      </w:pPr>
-      <w:r>
-        <w:rPr>
-          <w:rFonts w:ascii="Times New Roman" w:hAnsi="Times New Roman" w:eastAsia="Times New Roman"/>
-          <w:b w:val="0"/>
-          <w:i w:val="0"/>
-          <w:sz w:val="24"/>
-        </w:rPr>
-        <w:t>Случай А. NA = 0,1 (типичная промышленная линза): d ≈ 10,7 мкм; DOF ≈ 1,07 / 0,01 = 107 мкм ≈ 0,1 мм.</w:t>
-      </w:r>
-    </w:p>
-    <w:p>
-      <w:pPr>
-        <w:spacing w:after="160" w:before="0" w:lineRule="auto" w:line="276"/>
-        <w:ind w:firstLine="709"/>
-        <w:jc w:val="both"/>
-      </w:pPr>
-      <w:r>
-        <w:rPr>
-          <w:rFonts w:ascii="Times New Roman" w:hAnsi="Times New Roman" w:eastAsia="Times New Roman"/>
-          <w:b w:val="0"/>
-          <w:i w:val="0"/>
-          <w:sz w:val="24"/>
-        </w:rPr>
-        <w:t>На практике: при NA = 0,1 DOF около 0,1 мм. Если порошковый слой имеет неровности ±0,05 мм (типично для фракции 20–40 мкм), пятно d остаётся стабильным. Процесс устойчив.</w:t>
-      </w:r>
-    </w:p>
-    <w:p>
-      <w:pPr>
-        <w:spacing w:after="160" w:before="0" w:lineRule="auto" w:line="276"/>
-        <w:ind w:firstLine="709"/>
-        <w:jc w:val="both"/>
-      </w:pPr>
-      <w:r>
-        <w:rPr>
-          <w:rFonts w:ascii="Times New Roman" w:hAnsi="Times New Roman" w:eastAsia="Times New Roman"/>
-          <w:b w:val="0"/>
-          <w:i w:val="0"/>
-          <w:sz w:val="24"/>
-        </w:rPr>
-        <w:t>Случай Б. NA = 0,4 (короткофокусная лабораторная оптика): d ≈ 2,7 мкм; DOF ≈ 1,07 / 0,16 ≈ 6,7 мкм.</w:t>
-      </w:r>
-    </w:p>
-    <w:p>
-      <w:pPr>
-        <w:spacing w:after="160" w:before="0" w:lineRule="auto" w:line="276"/>
-        <w:ind w:firstLine="709"/>
-        <w:jc w:val="both"/>
-      </w:pPr>
-      <w:r>
-        <w:rPr>
-          <w:rFonts w:ascii="Times New Roman" w:hAnsi="Times New Roman" w:eastAsia="Times New Roman"/>
-          <w:b w:val="0"/>
-          <w:i w:val="0"/>
-          <w:sz w:val="24"/>
-        </w:rPr>
-        <w:t>DOF всего 6,7 мкм. Как только порошок поднимется или опустится на 3–5 мкм, пятно d начнёт заметно увеличиваться. При смещении на 7 мкм I упадёт в 4 раза. Пришлось бы выравнивать слой с точностью до пары микрон — с порошком 20–40 мкм это невозможно.</w:t>
-      </w:r>
-    </w:p>
-    <w:p>
-      <w:pPr>
-        <w:spacing w:after="160" w:before="0" w:lineRule="auto" w:line="276"/>
-        <w:ind w:firstLine="709"/>
-        <w:jc w:val="both"/>
-      </w:pPr>
-      <w:r>
-        <w:rPr>
-          <w:rFonts w:ascii="Times New Roman" w:hAnsi="Times New Roman" w:eastAsia="Times New Roman"/>
-          <w:b w:val="0"/>
-          <w:i w:val="0"/>
-          <w:sz w:val="24"/>
-        </w:rPr>
-        <w:t>Логичный вопрос: «А что, если взять линзу ещё круче — NA = 0,5? Пятно d ~2 мкм и фантастическое разрешение?»</w:t>
-      </w:r>
-    </w:p>
-    <w:p>
-      <w:pPr>
-        <w:spacing w:after="160" w:before="0" w:lineRule="auto" w:line="276"/>
-        <w:ind w:firstLine="709"/>
-        <w:jc w:val="both"/>
-      </w:pPr>
-      <w:r>
-        <w:rPr>
-          <w:rFonts w:ascii="Times New Roman" w:hAnsi="Times New Roman" w:eastAsia="Times New Roman"/>
-          <w:b w:val="0"/>
-          <w:i w:val="0"/>
-          <w:sz w:val="24"/>
-        </w:rPr>
-        <w:t>Случай В. NA = 0,5 (экстремальная оптика): d ≈ 2,14 мкм; DOF ≈ 1,07 / 0,25 ≈ 4,3 мкм. Фокус острый только в диапазоне ±2 мкм.</w:t>
-      </w:r>
-    </w:p>
-    <w:p>
-      <w:pPr>
-        <w:spacing w:after="160" w:before="0" w:lineRule="auto" w:line="276"/>
-        <w:ind w:firstLine="709"/>
-        <w:jc w:val="both"/>
-      </w:pPr>
-      <w:r>
-        <w:rPr>
-          <w:rFonts w:ascii="Times New Roman" w:hAnsi="Times New Roman" w:eastAsia="Times New Roman"/>
-          <w:b w:val="0"/>
-          <w:i w:val="0"/>
-          <w:sz w:val="24"/>
-        </w:rPr>
-        <w:t>Почему это невозможно в реальном СЛП-станке? Три причины.</w:t>
-      </w:r>
-    </w:p>
-    <w:p>
-      <w:pPr>
-        <w:spacing w:after="160" w:before="0" w:lineRule="auto" w:line="276"/>
-        <w:ind w:firstLine="709"/>
-        <w:jc w:val="both"/>
-      </w:pPr>
-      <w:r>
-        <w:rPr>
-          <w:rFonts w:ascii="Times New Roman" w:hAnsi="Times New Roman" w:eastAsia="Times New Roman"/>
-          <w:b w:val="0"/>
-          <w:i w:val="0"/>
-          <w:sz w:val="24"/>
-        </w:rPr>
-        <w:t>Причина №1: рельеф порошка. Фракция 20–40 мкм даёт рельеф слоя 10–20 мкм. Расстояние от фокуса до соседней частицы — 15 мкм, что в 3–4 раза больше DOF. Пятно d на «горбах» огромное, на впадинах — нулевая I.</w:t>
-      </w:r>
-    </w:p>
-    <w:p>
-      <w:pPr>
-        <w:spacing w:after="160" w:before="0" w:lineRule="auto" w:line="276"/>
-        <w:ind w:firstLine="709"/>
-        <w:jc w:val="both"/>
-      </w:pPr>
-      <w:r>
-        <w:rPr>
-          <w:rFonts w:ascii="Times New Roman" w:hAnsi="Times New Roman" w:eastAsia="Times New Roman"/>
-          <w:b w:val="0"/>
-          <w:i w:val="0"/>
-          <w:sz w:val="24"/>
-        </w:rPr>
-        <w:t>Причина №2: физический предел малой DOF. Даже при идеально выровненном слое луч «проваливается» в поры между частицами при сканировании.</w:t>
-      </w:r>
-    </w:p>
-    <w:p>
-      <w:pPr>
-        <w:spacing w:after="160" w:before="0" w:lineRule="auto" w:line="276"/>
-        <w:ind w:firstLine="709"/>
-        <w:jc w:val="both"/>
-      </w:pPr>
-      <w:r>
-        <w:rPr>
-          <w:rFonts w:ascii="Times New Roman" w:hAnsi="Times New Roman" w:eastAsia="Times New Roman"/>
-          <w:b w:val="0"/>
-          <w:i w:val="0"/>
-          <w:sz w:val="24"/>
-        </w:rPr>
-        <w:t>Причина №3: экономика и надёжность. NA = 0,5 требует порошка 1–5 мкм (дорого, взрывоопасно), активной автофокусировки и короткофокусной оптики у порошка — риск загрязнения линзы.</w:t>
-      </w:r>
-    </w:p>
-    <w:p>
-      <w:pPr>
-        <w:spacing w:after="160" w:before="0" w:lineRule="auto" w:line="276"/>
-        <w:ind w:firstLine="709"/>
-        <w:jc w:val="both"/>
-      </w:pPr>
-      <w:r>
-        <w:rPr>
-          <w:rFonts w:ascii="Times New Roman" w:hAnsi="Times New Roman" w:eastAsia="Times New Roman"/>
-          <w:b w:val="0"/>
-          <w:i w:val="0"/>
-          <w:sz w:val="24"/>
-        </w:rPr>
-        <w:t>Итог: линза с NA = 0,5 — как микроскоп: идеальная картинка только на идеально плоском объекте. В СЛП — слой шероховатого порошка с перепадами в десятки микрон. Поэтому индустрия выбирает NA ≈ 0,08–0,15.</w:t>
-      </w:r>
-    </w:p>
-    <w:p>
-      <w:pPr>
-        <w:spacing w:after="160" w:before="0" w:lineRule="auto" w:line="276"/>
-        <w:ind w:firstLine="709"/>
-        <w:jc w:val="both"/>
-      </w:pPr>
-      <w:r>
-        <w:rPr>
-          <w:rFonts w:ascii="Times New Roman" w:hAnsi="Times New Roman" w:eastAsia="Times New Roman"/>
-          <w:b w:val="0"/>
-          <w:i w:val="0"/>
-          <w:sz w:val="24"/>
-        </w:rPr>
-        <w:t>Сводка трёх случаев приведена в таблице ниже.</w:t>
+        <w:t>Случай А. NA = 0,1. d ≈ 10,7 мкм; DOF ≈ 1,07 / 0,01 = 107 мкм ≈ 0,1 мм. При фракции порошка 20–40 мкм неровности слоя порядка десятков микрон всё ещё меньше или сравнимы с этим интервалом DOF. Процесс устойчив к рельефу слоя.</w:t>
+      </w:r>
+    </w:p>
+    <w:p>
+      <w:pPr>
+        <w:spacing w:after="160" w:before="0" w:lineRule="auto" w:line="276"/>
+        <w:ind w:firstLine="709"/>
+        <w:jc w:val="both"/>
+      </w:pPr>
+      <w:r>
+        <w:rPr>
+          <w:rFonts w:ascii="Times New Roman" w:hAnsi="Times New Roman" w:eastAsia="Times New Roman"/>
+          <w:b w:val="0"/>
+          <w:i w:val="0"/>
+          <w:sz w:val="24"/>
+        </w:rPr>
+        <w:t>Случай Б. NA = 0,4. d ≈ 2,7 мкм; DOF ≈ 1,07 / 0,16 ≈ 6,7 мкм. Сдвиг поверхности на несколько микрон уже заметно увеличивает пятно. Выравнивать порошковый слой с оптической точностью микронного уровня практически нельзя.</w:t>
+      </w:r>
+    </w:p>
+    <w:p>
+      <w:pPr>
+        <w:spacing w:after="160" w:before="0" w:lineRule="auto" w:line="276"/>
+        <w:ind w:firstLine="709"/>
+        <w:jc w:val="both"/>
+      </w:pPr>
+      <w:r>
+        <w:rPr>
+          <w:rFonts w:ascii="Times New Roman" w:hAnsi="Times New Roman" w:eastAsia="Times New Roman"/>
+          <w:b w:val="0"/>
+          <w:i w:val="0"/>
+          <w:sz w:val="24"/>
+        </w:rPr>
+        <w:t>Случай В. NA = 0,5. d ≈ 2,1 мкм; DOF ≈ 4,3 мкм. Для промышленного СЛП это нереализуемо: рельеф порошка 10–20 мкм больше DOF, плюс поры между частицами и риск для короткофокусной оптики вблизи пыли.</w:t>
+      </w:r>
+    </w:p>
+    <w:p>
+      <w:pPr>
+        <w:spacing w:after="160" w:before="0" w:lineRule="auto" w:line="276"/>
+        <w:ind w:firstLine="709"/>
+        <w:jc w:val="both"/>
+      </w:pPr>
+      <w:r>
+        <w:rPr>
+          <w:rFonts w:ascii="Times New Roman" w:hAnsi="Times New Roman" w:eastAsia="Times New Roman"/>
+          <w:b w:val="0"/>
+          <w:i w:val="0"/>
+          <w:sz w:val="24"/>
+        </w:rPr>
+        <w:t>Промышленный выбор: NA ≈ 0,08–0,15. Не потому что нельзя сделать оптику «острее», а потому что слой порошка — не идеально плоская поверхность. Сводка трёх случаев приведена в таблице ниже.</w:t>
       </w:r>
     </w:p>
     <w:p>
@@ -10583,39 +10555,262 @@
           <w:i w:val="0"/>
           <w:sz w:val="26"/>
         </w:rPr>
-        <w:t>7. ПОДВЕДЕНИЕ ИТОГОВ</w:t>
-      </w:r>
-    </w:p>
-    <w:p>
-      <w:pPr>
-        <w:spacing w:after="160" w:before="0" w:lineRule="auto" w:line="276"/>
-        <w:ind w:firstLine="709"/>
-        <w:jc w:val="both"/>
-      </w:pPr>
-      <w:r>
-        <w:rPr>
-          <w:rFonts w:ascii="Times New Roman" w:hAnsi="Times New Roman" w:eastAsia="Times New Roman"/>
-          <w:b w:val="0"/>
-          <w:i w:val="0"/>
-          <w:sz w:val="24"/>
-        </w:rPr>
-        <w:t>Третий важный фактор. Даже при идеальной линзе с большой NA реальное пятно d больше, чем предсказывает d ≈ λ / NA. Потому что реальный лазерный пучок — не идеально гауссов.</w:t>
-      </w:r>
-    </w:p>
-    <w:p>
-      <w:pPr>
-        <w:spacing w:after="160" w:before="0" w:lineRule="auto" w:line="276"/>
-        <w:ind w:firstLine="709"/>
-        <w:jc w:val="both"/>
-      </w:pPr>
-      <w:r>
-        <w:rPr>
-          <w:rFonts w:ascii="Times New Roman" w:hAnsi="Times New Roman" w:eastAsia="Times New Roman"/>
-          <w:b w:val="0"/>
-          <w:i w:val="0"/>
-          <w:sz w:val="24"/>
-        </w:rPr>
-        <w:t>Качество пучка описывается параметром M²(читается «эм-квадрат», параметр качества пучка). У идеального лазера M² = 1. У волоконных M² ≈ 1,1–1,5. У диодных M² ≈ 10–30.</w:t>
+        <w:t>8. ФОКУС НА ПРАКТИКЕ: СМЕЩЕНИЕ И ЧИСТОТА ОПТИКИ</w:t>
+      </w:r>
+    </w:p>
+    <w:p>
+      <w:pPr>
+        <w:spacing w:after="160" w:before="0" w:lineRule="auto" w:line="276"/>
+        <w:ind w:firstLine="709"/>
+        <w:jc w:val="both"/>
+      </w:pPr>
+      <w:r>
+        <w:rPr>
+          <w:rFonts w:ascii="Times New Roman" w:hAnsi="Times New Roman" w:eastAsia="Times New Roman"/>
+          <w:b w:val="0"/>
+          <w:i w:val="0"/>
+          <w:sz w:val="24"/>
+        </w:rPr>
+        <w:t>Формулы для NA и DOF (глубины резкости, Depth of Focus) прямо связаны с ежедневными настройками станка. Положение фокуса относительно слоя порошка задают смещением по оси z или, в терминах ПО станка, z-offset.</w:t>
+      </w:r>
+    </w:p>
+    <w:p>
+      <w:pPr>
+        <w:spacing w:after="160" w:before="0" w:lineRule="auto" w:line="276"/>
+        <w:ind w:firstLine="709"/>
+        <w:jc w:val="both"/>
+      </w:pPr>
+      <w:r>
+        <w:rPr>
+          <w:rFonts w:ascii="Times New Roman" w:hAnsi="Times New Roman" w:eastAsia="Times New Roman"/>
+          <w:b w:val="0"/>
+          <w:i w:val="0"/>
+          <w:sz w:val="24"/>
+        </w:rPr>
+        <w:t>Фокус в плоскости слоя — базовый случай: минимальное пятно d на поверхности, максимальная I у порошка.</w:t>
+      </w:r>
+    </w:p>
+    <w:p>
+      <w:pPr>
+        <w:spacing w:before="160" w:after="80"/>
+        <w:jc w:val="center"/>
+      </w:pPr>
+      <w:r>
+        <w:drawing>
+          <wp:inline xmlns:a="http://schemas.openxmlformats.org/drawingml/2006/main" xmlns:pic="http://schemas.openxmlformats.org/drawingml/2006/picture">
+            <wp:extent cx="5040000" cy="3150000"/>
+            <wp:docPr id="24" name="Picture 24"/>
+            <wp:cNvGraphicFramePr>
+              <a:graphicFrameLocks noChangeAspect="1"/>
+            </wp:cNvGraphicFramePr>
+            <a:graphic>
+              <a:graphicData uri="http://schemas.openxmlformats.org/drawingml/2006/picture">
+                <pic:pic>
+                  <pic:nvPicPr>
+                    <pic:cNvPr id="0" name="ch5_focus.png"/>
+                    <pic:cNvPicPr/>
+                  </pic:nvPicPr>
+                  <pic:blipFill>
+                    <a:blip r:embed="rId32"/>
+                    <a:stretch>
+                      <a:fillRect/>
+                    </a:stretch>
+                  </pic:blipFill>
+                  <pic:spPr>
+                    <a:xfrm>
+                      <a:off x="0" y="0"/>
+                      <a:ext cx="5040000" cy="3150000"/>
+                    </a:xfrm>
+                    <a:prstGeom prst="rect"/>
+                  </pic:spPr>
+                </pic:pic>
+              </a:graphicData>
+            </a:graphic>
+          </wp:inline>
+        </w:drawing>
+      </w:r>
+    </w:p>
+    <w:p>
+      <w:pPr>
+        <w:spacing w:after="200"/>
+        <w:jc w:val="center"/>
+      </w:pPr>
+      <w:r>
+        <w:rPr>
+          <w:rFonts w:ascii="Times New Roman" w:hAnsi="Times New Roman" w:eastAsia="Times New Roman"/>
+          <w:b w:val="0"/>
+          <w:i/>
+          <w:sz w:val="20"/>
+        </w:rPr>
+        <w:t>Рис. 5.6. Положение фокуса относительно слоя порошка и z-offset</w:t>
+      </w:r>
+    </w:p>
+    <w:p>
+      <w:pPr>
+        <w:spacing w:after="160" w:before="0" w:lineRule="auto" w:line="276"/>
+        <w:ind w:firstLine="709"/>
+        <w:jc w:val="both"/>
+      </w:pPr>
+      <w:r>
+        <w:rPr>
+          <w:rFonts w:ascii="Times New Roman" w:hAnsi="Times New Roman" w:eastAsia="Times New Roman"/>
+          <w:b w:val="0"/>
+          <w:i w:val="0"/>
+          <w:sz w:val="24"/>
+        </w:rPr>
+        <w:t>Фокус чуть выше или ниже слоя — пятно на поверхности больше. Иногда это делают намеренно: шире ванна расплава, иные градиенты температуры, другая стратегия шва. Но это всегда обмен параметрами: меняются d и I. Без понимания DOF произвольное смещение фокуса приводит к плохо воспроизводимому результату.</w:t>
+      </w:r>
+    </w:p>
+    <w:p>
+      <w:pPr>
+        <w:spacing w:after="160" w:before="0" w:lineRule="auto" w:line="276"/>
+        <w:ind w:firstLine="709"/>
+        <w:jc w:val="both"/>
+      </w:pPr>
+      <w:r>
+        <w:rPr>
+          <w:rFonts w:ascii="Times New Roman" w:hAnsi="Times New Roman" w:eastAsia="Times New Roman"/>
+          <w:b w:val="0"/>
+          <w:i w:val="0"/>
+          <w:sz w:val="24"/>
+        </w:rPr>
+        <w:t>Если DOF ≈ 0,1 мм, то ошибка позиционирования платформы или тепловое смещение на десятки микрон уже расходует запас по фокусу. При DOF порядка 5 мкм станок требовал бы контроля высоты с оптической точностью на каждом слое.</w:t>
+      </w:r>
+    </w:p>
+    <w:p>
+      <w:pPr>
+        <w:spacing w:after="160" w:before="0" w:lineRule="auto" w:line="276"/>
+        <w:ind w:firstLine="709"/>
+        <w:jc w:val="both"/>
+      </w:pPr>
+      <w:r>
+        <w:rPr>
+          <w:rFonts w:ascii="Times New Roman" w:hAnsi="Times New Roman" w:eastAsia="Times New Roman"/>
+          <w:b w:val="0"/>
+          <w:i w:val="0"/>
+          <w:sz w:val="24"/>
+        </w:rPr>
+        <w:t>Второй важный фактор — загрязнение защитного стекла и оптики. Поглощение → нагрев → термолинза → уход фокуса и рост d (диаметра пятна). Типичные признаки: внезапно растёт пористость, ухудшается проплав, хотя мощность P на пульте не менялась.</w:t>
+      </w:r>
+    </w:p>
+    <w:p>
+      <w:pPr>
+        <w:spacing w:after="160" w:before="0" w:lineRule="auto" w:line="276"/>
+        <w:ind w:firstLine="709"/>
+        <w:jc w:val="both"/>
+      </w:pPr>
+      <w:r>
+        <w:rPr>
+          <w:rFonts w:ascii="Times New Roman" w:hAnsi="Times New Roman" w:eastAsia="Times New Roman"/>
+          <w:b w:val="0"/>
+          <w:i w:val="0"/>
+          <w:sz w:val="24"/>
+        </w:rPr>
+        <w:t>Вывод: чистота оптики — часть технологии процесса. Геометрия пятна — такой же параметр, как скорость сканирования и мощность.</w:t>
+      </w:r>
+    </w:p>
+    <w:p>
+      <w:pPr>
+        <w:spacing w:after="160" w:before="0" w:lineRule="auto" w:line="276"/>
+        <w:jc w:val="left"/>
+      </w:pPr>
+      <w:r>
+        <w:rPr>
+          <w:rFonts w:ascii="Times New Roman" w:hAnsi="Times New Roman" w:eastAsia="Times New Roman"/>
+          <w:b/>
+          <w:i w:val="0"/>
+          <w:sz w:val="26"/>
+        </w:rPr>
+        <w:t>9. ПОДВЕДЕНИЕ ИТОГОВ</w:t>
+      </w:r>
+    </w:p>
+    <w:p>
+      <w:pPr>
+        <w:spacing w:after="160" w:before="0" w:lineRule="auto" w:line="276"/>
+        <w:ind w:firstLine="709"/>
+        <w:jc w:val="both"/>
+      </w:pPr>
+      <w:r>
+        <w:rPr>
+          <w:rFonts w:ascii="Times New Roman" w:hAnsi="Times New Roman" w:eastAsia="Times New Roman"/>
+          <w:b w:val="0"/>
+          <w:i w:val="0"/>
+          <w:sz w:val="24"/>
+        </w:rPr>
+        <w:t>Даже идеальная линза не компенсирует плохой пучок. Параметр M² показывает, насколько реальный пучок хуже идеального гауссова (наилучшего по дифракции). У идеала M² = 1. У хороших волоконных лазеров часто M² ≈ 1,1–1,5. У многомодовых диодных модулей M² может быть десятки.</w:t>
+      </w:r>
+    </w:p>
+    <w:p>
+      <w:pPr>
+        <w:spacing w:after="160" w:before="0" w:lineRule="auto" w:line="276"/>
+        <w:ind w:firstLine="709"/>
+        <w:jc w:val="both"/>
+      </w:pPr>
+      <w:r>
+        <w:rPr>
+          <w:rFonts w:ascii="Times New Roman" w:hAnsi="Times New Roman" w:eastAsia="Times New Roman"/>
+          <w:b w:val="0"/>
+          <w:i w:val="0"/>
+          <w:sz w:val="24"/>
+        </w:rPr>
+        <w:t>Связь с пятном: d</w:t>
+      </w:r>
+      <w:r>
+        <w:rPr>
+          <w:rFonts w:ascii="Times New Roman" w:hAnsi="Times New Roman" w:eastAsia="Times New Roman"/>
+          <w:b w:val="0"/>
+          <w:i w:val="0"/>
+          <w:sz w:val="24"/>
+          <w:vertAlign w:val="subscript"/>
+        </w:rPr>
+        <w:t>реал</w:t>
+      </w:r>
+      <w:r>
+        <w:rPr>
+          <w:rFonts w:ascii="Times New Roman" w:hAnsi="Times New Roman" w:eastAsia="Times New Roman"/>
+          <w:b w:val="0"/>
+          <w:i w:val="0"/>
+          <w:sz w:val="24"/>
+        </w:rPr>
+        <w:t xml:space="preserve"> ≈ M² · d</w:t>
+      </w:r>
+      <w:r>
+        <w:rPr>
+          <w:rFonts w:ascii="Times New Roman" w:hAnsi="Times New Roman" w:eastAsia="Times New Roman"/>
+          <w:b w:val="0"/>
+          <w:i w:val="0"/>
+          <w:sz w:val="24"/>
+          <w:vertAlign w:val="subscript"/>
+        </w:rPr>
+        <w:t>идеал</w:t>
+      </w:r>
+      <w:r>
+        <w:rPr>
+          <w:rFonts w:ascii="Times New Roman" w:hAnsi="Times New Roman" w:eastAsia="Times New Roman"/>
+          <w:b w:val="0"/>
+          <w:i w:val="0"/>
+          <w:sz w:val="24"/>
+        </w:rPr>
+        <w:t>, где d</w:t>
+      </w:r>
+      <w:r>
+        <w:rPr>
+          <w:rFonts w:ascii="Times New Roman" w:hAnsi="Times New Roman" w:eastAsia="Times New Roman"/>
+          <w:b w:val="0"/>
+          <w:i w:val="0"/>
+          <w:sz w:val="24"/>
+          <w:vertAlign w:val="subscript"/>
+        </w:rPr>
+        <w:t>идеал</w:t>
+      </w:r>
+      <w:r>
+        <w:rPr>
+          <w:rFonts w:ascii="Times New Roman" w:hAnsi="Times New Roman" w:eastAsia="Times New Roman"/>
+          <w:b w:val="0"/>
+          <w:i w:val="0"/>
+          <w:sz w:val="24"/>
+        </w:rPr>
+        <w:t xml:space="preserve"> — оценка λ / NA.</w:t>
       </w:r>
     </w:p>
     <w:p>
@@ -10627,7 +10822,7 @@
         <w:drawing>
           <wp:inline xmlns:a="http://schemas.openxmlformats.org/drawingml/2006/main" xmlns:pic="http://schemas.openxmlformats.org/drawingml/2006/picture">
             <wp:extent cx="5040000" cy="3251613"/>
-            <wp:docPr id="33" name="Picture 33"/>
+            <wp:docPr id="25" name="Picture 25"/>
             <wp:cNvGraphicFramePr>
               <a:graphicFrameLocks noChangeAspect="1"/>
             </wp:cNvGraphicFramePr>
@@ -10639,7 +10834,7 @@
                     <pic:cNvPicPr/>
                   </pic:nvPicPr>
                   <pic:blipFill>
-                    <a:blip r:embed="rId41"/>
+                    <a:blip r:embed="rId33"/>
                     <a:stretch>
                       <a:fillRect/>
                     </a:stretch>
@@ -10670,7 +10865,7 @@
           <w:i/>
           <w:sz w:val="20"/>
         </w:rPr>
-        <w:t>Рис. 5.5. Параметр M² и реальный диаметр пятна d</w:t>
+        <w:t>Рис. 5.7. Параметр M² и реальный диаметр пятна d</w:t>
       </w:r>
       <w:r>
         <w:rPr>
@@ -10715,39 +10910,80 @@
           <w:i w:val="0"/>
           <w:sz w:val="24"/>
         </w:rPr>
-        <w:t>Формула реального пятна: dреал = M² · dидеал.</w:t>
-      </w:r>
-    </w:p>
-    <w:p>
-      <w:pPr>
-        <w:spacing w:after="160" w:before="0" w:lineRule="auto" w:line="276"/>
-        <w:ind w:firstLine="709"/>
-        <w:jc w:val="both"/>
-      </w:pPr>
-      <w:r>
-        <w:rPr>
-          <w:rFonts w:ascii="Times New Roman" w:hAnsi="Times New Roman" w:eastAsia="Times New Roman"/>
-          <w:b w:val="0"/>
-          <w:i w:val="0"/>
-          <w:sz w:val="24"/>
-        </w:rPr>
-        <w:t>Пример. Волоконный: M² = 1,3, dидеал = 10 мкм → dреал ≈ 13 мкм. Диодный: M² = 20, dидеал = 10 мкм → dреал ≈ 200 мкм.</w:t>
-      </w:r>
-    </w:p>
-    <w:p>
-      <w:pPr>
-        <w:spacing w:after="160" w:before="0" w:lineRule="auto" w:line="276"/>
-        <w:ind w:firstLine="709"/>
-        <w:jc w:val="both"/>
-      </w:pPr>
-      <w:r>
-        <w:rPr>
-          <w:rFonts w:ascii="Times New Roman" w:hAnsi="Times New Roman" w:eastAsia="Times New Roman"/>
-          <w:b w:val="0"/>
-          <w:i w:val="0"/>
-          <w:sz w:val="24"/>
-        </w:rPr>
-        <w:t>Вывод: диодный лазер при той же мощности P 200 Вт даст пятно d в 20 раз больше. I будет в 400 раз меньше! Именно поэтому в СЛП используют волоконные лазеры с M²(параметром качества пучка) близким к 1.</w:t>
+        <w:t>Числовой пример. d</w:t>
+      </w:r>
+      <w:r>
+        <w:rPr>
+          <w:rFonts w:ascii="Times New Roman" w:hAnsi="Times New Roman" w:eastAsia="Times New Roman"/>
+          <w:b w:val="0"/>
+          <w:i w:val="0"/>
+          <w:sz w:val="24"/>
+          <w:vertAlign w:val="subscript"/>
+        </w:rPr>
+        <w:t>идеал</w:t>
+      </w:r>
+      <w:r>
+        <w:rPr>
+          <w:rFonts w:ascii="Times New Roman" w:hAnsi="Times New Roman" w:eastAsia="Times New Roman"/>
+          <w:b w:val="0"/>
+          <w:i w:val="0"/>
+          <w:sz w:val="24"/>
+        </w:rPr>
+        <w:t xml:space="preserve"> = 10 мкм. Волокно, M² = 1,3 → d</w:t>
+      </w:r>
+      <w:r>
+        <w:rPr>
+          <w:rFonts w:ascii="Times New Roman" w:hAnsi="Times New Roman" w:eastAsia="Times New Roman"/>
+          <w:b w:val="0"/>
+          <w:i w:val="0"/>
+          <w:sz w:val="24"/>
+          <w:vertAlign w:val="subscript"/>
+        </w:rPr>
+        <w:t>реал</w:t>
+      </w:r>
+      <w:r>
+        <w:rPr>
+          <w:rFonts w:ascii="Times New Roman" w:hAnsi="Times New Roman" w:eastAsia="Times New Roman"/>
+          <w:b w:val="0"/>
+          <w:i w:val="0"/>
+          <w:sz w:val="24"/>
+        </w:rPr>
+        <w:t xml:space="preserve"> ≈ 13 мкм. Диод, M² = 20 → d</w:t>
+      </w:r>
+      <w:r>
+        <w:rPr>
+          <w:rFonts w:ascii="Times New Roman" w:hAnsi="Times New Roman" w:eastAsia="Times New Roman"/>
+          <w:b w:val="0"/>
+          <w:i w:val="0"/>
+          <w:sz w:val="24"/>
+          <w:vertAlign w:val="subscript"/>
+        </w:rPr>
+        <w:t>реал</w:t>
+      </w:r>
+      <w:r>
+        <w:rPr>
+          <w:rFonts w:ascii="Times New Roman" w:hAnsi="Times New Roman" w:eastAsia="Times New Roman"/>
+          <w:b w:val="0"/>
+          <w:i w:val="0"/>
+          <w:sz w:val="24"/>
+        </w:rPr>
+        <w:t xml:space="preserve"> ≈ 200 мкм.</w:t>
+      </w:r>
+    </w:p>
+    <w:p>
+      <w:pPr>
+        <w:spacing w:after="160" w:before="0" w:lineRule="auto" w:line="276"/>
+        <w:ind w:firstLine="709"/>
+        <w:jc w:val="both"/>
+      </w:pPr>
+      <w:r>
+        <w:rPr>
+          <w:rFonts w:ascii="Times New Roman" w:hAnsi="Times New Roman" w:eastAsia="Times New Roman"/>
+          <w:b w:val="0"/>
+          <w:i w:val="0"/>
+          <w:sz w:val="24"/>
+        </w:rPr>
+        <w:t>Площадь пятна растёт как квадрат диаметра, поэтому I падает резко: увеличение d в 20 раз даёт падение I примерно в 400 раз при той же мощности P. Отсюда вывод главы 3 в новой формулировке: в СЛП нужен пучок с малым M² — волоконный лазер.</w:t>
       </w:r>
     </w:p>
     <w:p>
@@ -10779,87 +11015,125 @@
           <w:i w:val="0"/>
           <w:sz w:val="24"/>
         </w:rPr>
-        <w:t>Первое. Плотность мощности I = P / S — главный параметр. Линза — усилитель, сжимающий энергию в пространстве.</w:t>
-      </w:r>
-    </w:p>
-    <w:p>
-      <w:pPr>
-        <w:spacing w:after="160" w:before="0" w:lineRule="auto" w:line="276"/>
-        <w:ind w:firstLine="709"/>
-        <w:jc w:val="both"/>
-      </w:pPr>
-      <w:r>
-        <w:rPr>
-          <w:rFonts w:ascii="Times New Roman" w:hAnsi="Times New Roman" w:eastAsia="Times New Roman"/>
-          <w:b w:val="0"/>
-          <w:i w:val="0"/>
-          <w:sz w:val="24"/>
-        </w:rPr>
-        <w:t>Второе. Размер пятна d ≈ λ / NA — обратно пропорционален NA.</w:t>
-      </w:r>
-    </w:p>
-    <w:p>
-      <w:pPr>
-        <w:spacing w:after="160" w:before="0" w:lineRule="auto" w:line="276"/>
-        <w:ind w:firstLine="709"/>
-        <w:jc w:val="both"/>
-      </w:pPr>
-      <w:r>
-        <w:rPr>
-          <w:rFonts w:ascii="Times New Roman" w:hAnsi="Times New Roman" w:eastAsia="Times New Roman"/>
-          <w:b w:val="0"/>
-          <w:i w:val="0"/>
-          <w:sz w:val="24"/>
-        </w:rPr>
-        <w:t>Третье. Глубина резкости DOF ≈ λ / NA² — падает быстрее, чем d. Малое пятно требует идеально ровного слоя.</w:t>
-      </w:r>
-    </w:p>
-    <w:p>
-      <w:pPr>
-        <w:spacing w:after="160" w:before="0" w:lineRule="auto" w:line="276"/>
-        <w:ind w:firstLine="709"/>
-        <w:jc w:val="both"/>
-      </w:pPr>
-      <w:r>
-        <w:rPr>
-          <w:rFonts w:ascii="Times New Roman" w:hAnsi="Times New Roman" w:eastAsia="Times New Roman"/>
-          <w:b w:val="0"/>
-          <w:i w:val="0"/>
-          <w:sz w:val="24"/>
-        </w:rPr>
-        <w:t>Четвёртое. Реальное пятно dреал = M² · dидеал — зависит от качества пучка. Большое M² сводит на нет преимущества оптики.</w:t>
-      </w:r>
-    </w:p>
-    <w:p>
-      <w:pPr>
-        <w:spacing w:after="160" w:before="0" w:lineRule="auto" w:line="276"/>
-        <w:ind w:firstLine="709"/>
-        <w:jc w:val="both"/>
-      </w:pPr>
-      <w:r>
-        <w:rPr>
-          <w:rFonts w:ascii="Times New Roman" w:hAnsi="Times New Roman" w:eastAsia="Times New Roman"/>
-          <w:b w:val="0"/>
-          <w:i w:val="0"/>
-          <w:sz w:val="24"/>
-        </w:rPr>
-        <w:t>Пятое. Почему не NA = 0,5 в СЛП? DOF ~4 мкм, а порошок имеет неровности 20–40 мкм. Промышленность выбирает NA ≈ 0,08–0,15: пятно d 30–50 мкм, DOF 100–300 мкм.</w:t>
-      </w:r>
-    </w:p>
-    <w:p>
-      <w:pPr>
-        <w:spacing w:after="160" w:before="0" w:lineRule="auto" w:line="276"/>
-        <w:ind w:firstLine="709"/>
-        <w:jc w:val="both"/>
-      </w:pPr>
-      <w:r>
-        <w:rPr>
-          <w:rFonts w:ascii="Times New Roman" w:hAnsi="Times New Roman" w:eastAsia="Times New Roman"/>
-          <w:b w:val="0"/>
-          <w:i w:val="0"/>
-          <w:sz w:val="24"/>
-        </w:rPr>
-        <w:t>В этой главе линзы рассматривались в приближении геометрической оптики — свет как система прямых лучей. Но в d ≈ λ / NA спрятана волновая природа — дифракция. В следующей главе («Волновая оптика») разберём, почему пятно не может быть бесконечно малым и что такое интерференция.</w:t>
+        <w:t>Первое. I = P / S — ключевой параметр процесса; оптика управляет S.</w:t>
+      </w:r>
+    </w:p>
+    <w:p>
+      <w:pPr>
+        <w:spacing w:after="160" w:before="0" w:lineRule="auto" w:line="276"/>
+        <w:ind w:firstLine="709"/>
+        <w:jc w:val="both"/>
+      </w:pPr>
+      <w:r>
+        <w:rPr>
+          <w:rFonts w:ascii="Times New Roman" w:hAnsi="Times New Roman" w:eastAsia="Times New Roman"/>
+          <w:b w:val="0"/>
+          <w:i w:val="0"/>
+          <w:sz w:val="24"/>
+        </w:rPr>
+        <w:t>Второе. Геометрическая оптика описывает ход луча; дифракция запрещает нулевое пятно. d ≈ λ / NA.</w:t>
+      </w:r>
+    </w:p>
+    <w:p>
+      <w:pPr>
+        <w:spacing w:after="160" w:before="0" w:lineRule="auto" w:line="276"/>
+        <w:ind w:firstLine="709"/>
+        <w:jc w:val="both"/>
+      </w:pPr>
+      <w:r>
+        <w:rPr>
+          <w:rFonts w:ascii="Times New Roman" w:hAnsi="Times New Roman" w:eastAsia="Times New Roman"/>
+          <w:b w:val="0"/>
+          <w:i w:val="0"/>
+          <w:sz w:val="24"/>
+        </w:rPr>
+        <w:t>Третье. DOF ≈ λ / NA² падает быстрее, чем d. Малое пятно требует почти идеально ровного слоя — порошок этого не обеспечивает.</w:t>
+      </w:r>
+    </w:p>
+    <w:p>
+      <w:pPr>
+        <w:spacing w:after="160" w:before="0" w:lineRule="auto" w:line="276"/>
+        <w:ind w:firstLine="709"/>
+        <w:jc w:val="both"/>
+      </w:pPr>
+      <w:r>
+        <w:rPr>
+          <w:rFonts w:ascii="Times New Roman" w:hAnsi="Times New Roman" w:eastAsia="Times New Roman"/>
+          <w:b w:val="0"/>
+          <w:i w:val="0"/>
+          <w:sz w:val="24"/>
+        </w:rPr>
+        <w:t>Четвёртое. Оптический тракт СЛП — коллиматор, гальво (сканирующие зеркала), F-θ («эф-тета», плоскополевая линза), защитное стекло — определяет пятно не меньше, чем сама фокусирующая оптика.</w:t>
+      </w:r>
+    </w:p>
+    <w:p>
+      <w:pPr>
+        <w:spacing w:after="160" w:before="0" w:lineRule="auto" w:line="276"/>
+        <w:ind w:firstLine="709"/>
+        <w:jc w:val="both"/>
+      </w:pPr>
+      <w:r>
+        <w:rPr>
+          <w:rFonts w:ascii="Times New Roman" w:hAnsi="Times New Roman" w:eastAsia="Times New Roman"/>
+          <w:b w:val="0"/>
+          <w:i w:val="0"/>
+          <w:sz w:val="24"/>
+        </w:rPr>
+        <w:t>Пятое. d</w:t>
+      </w:r>
+      <w:r>
+        <w:rPr>
+          <w:rFonts w:ascii="Times New Roman" w:hAnsi="Times New Roman" w:eastAsia="Times New Roman"/>
+          <w:b w:val="0"/>
+          <w:i w:val="0"/>
+          <w:sz w:val="24"/>
+          <w:vertAlign w:val="subscript"/>
+        </w:rPr>
+        <w:t>реал</w:t>
+      </w:r>
+      <w:r>
+        <w:rPr>
+          <w:rFonts w:ascii="Times New Roman" w:hAnsi="Times New Roman" w:eastAsia="Times New Roman"/>
+          <w:b w:val="0"/>
+          <w:i w:val="0"/>
+          <w:sz w:val="24"/>
+        </w:rPr>
+        <w:t xml:space="preserve"> ≈ M² · d</w:t>
+      </w:r>
+      <w:r>
+        <w:rPr>
+          <w:rFonts w:ascii="Times New Roman" w:hAnsi="Times New Roman" w:eastAsia="Times New Roman"/>
+          <w:b w:val="0"/>
+          <w:i w:val="0"/>
+          <w:sz w:val="24"/>
+          <w:vertAlign w:val="subscript"/>
+        </w:rPr>
+        <w:t>идеал</w:t>
+      </w:r>
+      <w:r>
+        <w:rPr>
+          <w:rFonts w:ascii="Times New Roman" w:hAnsi="Times New Roman" w:eastAsia="Times New Roman"/>
+          <w:b w:val="0"/>
+          <w:i w:val="0"/>
+          <w:sz w:val="24"/>
+        </w:rPr>
+        <w:t>. Большое M² сводит на нет преимущества дорогой оптики. Промышленный компромисс — NA около 0,1 и чистая, юстированная оптическая система.</w:t>
+      </w:r>
+    </w:p>
+    <w:p>
+      <w:pPr>
+        <w:spacing w:after="160" w:before="0" w:lineRule="auto" w:line="276"/>
+        <w:ind w:firstLine="709"/>
+        <w:jc w:val="both"/>
+      </w:pPr>
+      <w:r>
+        <w:rPr>
+          <w:rFonts w:ascii="Times New Roman" w:hAnsi="Times New Roman" w:eastAsia="Times New Roman"/>
+          <w:b w:val="0"/>
+          <w:i w:val="0"/>
+          <w:sz w:val="24"/>
+        </w:rPr>
+        <w:t>Связь с курсом. В главе 2 мы выбрали язык «свет как энергия» и ввели I = P / S. В главе 3 — почему лазер даёт узкий направленный пучок. В главе 4 — почему важна длина волны λ. В этой главе закрыта цепочка: длина волны и качество пучка через оптику станка превращаются в размер пятна d, глубину резкости DOF и в итоге — в устойчивость плавления на слое порошка. Законы отражения, преломления и тонкой линзы мы уже знаем; здесь они работали как фон, а на передний план вышли дифракция, числовая апертура NA и инженерный компромисс СЛП (селективное лазерное плавление).</w:t>
       </w:r>
     </w:p>
     <w:p>
@@ -12140,6 +12414,142 @@
           <w:vertAlign w:val="subscript"/>
         </w:rPr>
         <w:t>идеал</w:t>
+      </w:r>
+    </w:p>
+    <w:p>
+      <w:pPr>
+        <w:spacing w:after="80" w:before="0" w:lineRule="auto" w:line="276"/>
+        <w:jc w:val="both"/>
+      </w:pPr>
+      <w:r>
+        <w:rPr>
+          <w:rFonts w:ascii="Times New Roman" w:hAnsi="Times New Roman" w:eastAsia="Times New Roman"/>
+          <w:b w:val="0"/>
+          <w:i w:val="0"/>
+          <w:sz w:val="22"/>
+        </w:rPr>
+        <w:t>F-θ</w:t>
+        <w:tab/>
+        <w:t>Плоскополевая фокусирующая линза сканирующей системы (читается «эф-тета»); удерживает пятно по полю сканирования</w:t>
+      </w:r>
+    </w:p>
+    <w:p>
+      <w:pPr>
+        <w:spacing w:after="80" w:before="0" w:lineRule="auto" w:line="276"/>
+        <w:jc w:val="both"/>
+      </w:pPr>
+      <w:r>
+        <w:rPr>
+          <w:rFonts w:ascii="Times New Roman" w:hAnsi="Times New Roman" w:eastAsia="Times New Roman"/>
+          <w:b w:val="0"/>
+          <w:i w:val="0"/>
+          <w:sz w:val="22"/>
+        </w:rPr>
+        <w:t>Гальво</w:t>
+        <w:tab/>
+        <w:t>Гальванометрические зеркала сканера; отклоняют пучок по осям X и Y</w:t>
+      </w:r>
+    </w:p>
+    <w:p>
+      <w:pPr>
+        <w:spacing w:after="80" w:before="0" w:lineRule="auto" w:line="276"/>
+        <w:jc w:val="both"/>
+      </w:pPr>
+      <w:r>
+        <w:rPr>
+          <w:rFonts w:ascii="Times New Roman" w:hAnsi="Times New Roman" w:eastAsia="Times New Roman"/>
+          <w:b w:val="0"/>
+          <w:i w:val="0"/>
+          <w:sz w:val="22"/>
+        </w:rPr>
+        <w:t>Коллиматор</w:t>
+        <w:tab/>
+        <w:t>Оптический блок, превращающий расходящийся пучок из волокна в почти параллельный</w:t>
+      </w:r>
+    </w:p>
+    <w:p>
+      <w:pPr>
+        <w:spacing w:after="80" w:before="0" w:lineRule="auto" w:line="276"/>
+        <w:jc w:val="both"/>
+      </w:pPr>
+      <w:r>
+        <w:rPr>
+          <w:rFonts w:ascii="Times New Roman" w:hAnsi="Times New Roman" w:eastAsia="Times New Roman"/>
+          <w:b w:val="0"/>
+          <w:i w:val="0"/>
+          <w:sz w:val="22"/>
+        </w:rPr>
+        <w:t>z-offset</w:t>
+        <w:tab/>
+        <w:t>Смещение фокуса по оси z (вертикали) относительно плоскости слоя порошка; «зет-офсет»</w:t>
+      </w:r>
+    </w:p>
+    <w:p>
+      <w:pPr>
+        <w:spacing w:after="80" w:before="0" w:lineRule="auto" w:line="276"/>
+        <w:jc w:val="both"/>
+      </w:pPr>
+      <w:r>
+        <w:rPr>
+          <w:rFonts w:ascii="Times New Roman" w:hAnsi="Times New Roman" w:eastAsia="Times New Roman"/>
+          <w:b w:val="0"/>
+          <w:i w:val="0"/>
+          <w:sz w:val="22"/>
+        </w:rPr>
+        <w:t>Дифракция</w:t>
+        <w:tab/>
+        <w:t>Волновое перераспределение света на конечной апертуре; задаёт минимальный размер пятна</w:t>
+      </w:r>
+    </w:p>
+    <w:p>
+      <w:pPr>
+        <w:spacing w:after="80" w:before="0" w:lineRule="auto" w:line="276"/>
+        <w:jc w:val="both"/>
+      </w:pPr>
+      <w:r>
+        <w:rPr>
+          <w:rFonts w:ascii="Times New Roman" w:hAnsi="Times New Roman" w:eastAsia="Times New Roman"/>
+          <w:b w:val="0"/>
+          <w:i w:val="0"/>
+          <w:sz w:val="22"/>
+        </w:rPr>
+        <w:t>Интерференция</w:t>
+        <w:tab/>
+        <w:t>Сложение волн с учётом фазы; формирует структуру дифракционного пятна в фокусе</w:t>
+      </w:r>
+    </w:p>
+    <w:p>
+      <w:pPr>
+        <w:spacing w:after="80" w:before="0" w:lineRule="auto" w:line="276"/>
+        <w:jc w:val="both"/>
+      </w:pPr>
+      <w:r>
+        <w:rPr>
+          <w:rFonts w:ascii="Times New Roman" w:hAnsi="Times New Roman" w:eastAsia="Times New Roman"/>
+          <w:b w:val="0"/>
+          <w:i w:val="0"/>
+          <w:sz w:val="22"/>
+        </w:rPr>
+        <w:t>Термолинза</w:t>
+        <w:tab/>
+        <w:t>Нежелательное изменение фокусировки из-за нагрева загрязнённой или поглощающей оптики</w:t>
+      </w:r>
+    </w:p>
+    <w:p>
+      <w:pPr>
+        <w:spacing w:after="80" w:before="0" w:lineRule="auto" w:line="276"/>
+        <w:jc w:val="both"/>
+      </w:pPr>
+      <w:r>
+        <w:rPr>
+          <w:rFonts w:ascii="Times New Roman" w:hAnsi="Times New Roman" w:eastAsia="Times New Roman"/>
+          <w:b w:val="0"/>
+          <w:i w:val="0"/>
+          <w:sz w:val="22"/>
+        </w:rPr>
+        <w:t>Апертура</w:t>
+        <w:tab/>
+        <w:t>Световой диаметр (отверстие) оптического элемента, ограничивающий пучок</w:t>
       </w:r>
     </w:p>
     <w:sectPr>
